--- a/redaction/chapitre8/paragraphes.docx
+++ b/redaction/chapitre8/paragraphes.docx
@@ -2,13 +2,13 @@
 <file path=word/document.xml><?xml version="1.0" encoding="utf-8"?>
 <w:document xmlns:w="http://schemas.openxmlformats.org/wordprocessingml/2006/main" xmlns:m="http://schemas.openxmlformats.org/officeDocument/2006/math" xmlns:r="http://schemas.openxmlformats.org/officeDocument/2006/relationships" xmlns:o="urn:schemas-microsoft-com:office:office" xmlns:v="urn:schemas-microsoft-com:vml" xmlns:w10="urn:schemas-microsoft-com:office:word" xmlns:a="http://schemas.openxmlformats.org/drawingml/2006/main" xmlns:pic="http://schemas.openxmlformats.org/drawingml/2006/picture" xmlns:wp="http://schemas.openxmlformats.org/drawingml/2006/wordprocessingDrawing">
   <w:body>
-    <w:bookmarkStart w:id="26" w:name="chapitre-8-traiter-une-masse-de-données"/>
+    <w:bookmarkStart w:id="29" w:name="chapitre-6-les-instructions-contrôles"/>
     <w:p>
       <w:pPr>
         <w:pStyle w:val="Heading1"/>
       </w:pPr>
       <w:r>
-        <w:t xml:space="preserve">Chapitre 8 : Traiter une masse de données</w:t>
+        <w:t xml:space="preserve">Chapitre 6 : Les instructions contrôles</w:t>
       </w:r>
     </w:p>
     <w:p>
@@ -16,7 +16,7 @@
         <w:pStyle w:val="FirstParagraph"/>
       </w:pPr>
       <w:r>
-        <w:t xml:space="preserve">Le traitement de masses de données permet d’appliquer des transformations et des filtres performants sur des collections en Python. Maîtriser ces outils fonctionnels est indispensable pour manipuler efficacement des flux d’informations importants.</w:t>
+        <w:t xml:space="preserve">Les instructions de contrôle permettent d’orienter le flux d’exécution d’un programme en fonction de conditions et de répéter des blocs de instructions. Maîtriser ces structures est indispensable pour automatiser des tâches complexes.</w:t>
       </w:r>
       <w:r>
         <w:t xml:space="preserve"> </w:t>
@@ -31,9 +31,10 @@
           <w:ilvl w:val="0"/>
           <w:numId w:val="1001"/>
         </w:numPr>
-      </w:pPr>
-      <w:r>
-        <w:t xml:space="preserve">Fonctions anonymes</w:t>
+        <w:pStyle w:val="Compact"/>
+      </w:pPr>
+      <w:r>
+        <w:t xml:space="preserve">Structures conditionnelles</w:t>
       </w:r>
       <w:r>
         <w:t xml:space="preserve"> </w:t>
@@ -42,7 +43,31 @@
         <w:rPr>
           <w:rStyle w:val="VerbatimChar"/>
         </w:rPr>
-        <w:t xml:space="preserve">lambda</w:t>
+        <w:t xml:space="preserve">if</w:t>
+      </w:r>
+      <w:r>
+        <w:t xml:space="preserve">/</w:t>
+      </w:r>
+      <w:r>
+        <w:rPr>
+          <w:rStyle w:val="VerbatimChar"/>
+        </w:rPr>
+        <w:t xml:space="preserve">else</w:t>
+      </w:r>
+      <w:r>
+        <w:t xml:space="preserve"> </w:t>
+      </w:r>
+      <w:r>
+        <w:t xml:space="preserve">et</w:t>
+      </w:r>
+      <w:r>
+        <w:t xml:space="preserve"> </w:t>
+      </w:r>
+      <w:r>
+        <w:rPr>
+          <w:rStyle w:val="VerbatimChar"/>
+        </w:rPr>
+        <w:t xml:space="preserve">match</w:t>
       </w:r>
     </w:p>
     <w:p>
@@ -51,18 +76,40 @@
           <w:ilvl w:val="0"/>
           <w:numId w:val="1001"/>
         </w:numPr>
-      </w:pPr>
-      <w:r>
-        <w:t xml:space="preserve">Filtrage de données avec</w:t>
-      </w:r>
-      <w:r>
-        <w:t xml:space="preserve"> </w:t>
+        <w:pStyle w:val="Compact"/>
+      </w:pPr>
+      <w:r>
+        <w:t xml:space="preserve">Boucles itératives (</w:t>
       </w:r>
       <w:r>
         <w:rPr>
           <w:rStyle w:val="VerbatimChar"/>
         </w:rPr>
-        <w:t xml:space="preserve">filter</w:t>
+        <w:t xml:space="preserve">for</w:t>
+      </w:r>
+      <w:r>
+        <w:t xml:space="preserve">/</w:t>
+      </w:r>
+      <w:r>
+        <w:rPr>
+          <w:rStyle w:val="VerbatimChar"/>
+        </w:rPr>
+        <w:t xml:space="preserve">else</w:t>
+      </w:r>
+      <w:r>
+        <w:t xml:space="preserve">,</w:t>
+      </w:r>
+      <w:r>
+        <w:t xml:space="preserve"> </w:t>
+      </w:r>
+      <w:r>
+        <w:rPr>
+          <w:rStyle w:val="VerbatimChar"/>
+        </w:rPr>
+        <w:t xml:space="preserve">while</w:t>
+      </w:r>
+      <w:r>
+        <w:t xml:space="preserve">)</w:t>
       </w:r>
     </w:p>
     <w:p>
@@ -71,29 +118,19 @@
           <w:ilvl w:val="0"/>
           <w:numId w:val="1001"/>
         </w:numPr>
-      </w:pPr>
-      <w:r>
-        <w:t xml:space="preserve">Transformation de données avec</w:t>
-      </w:r>
-      <w:r>
-        <w:t xml:space="preserve"> </w:t>
+        <w:pStyle w:val="Compact"/>
+      </w:pPr>
+      <w:r>
+        <w:t xml:space="preserve">Itérations avancées (</w:t>
       </w:r>
       <w:r>
         <w:rPr>
           <w:rStyle w:val="VerbatimChar"/>
         </w:rPr>
-        <w:t xml:space="preserve">map</w:t>
-      </w:r>
-    </w:p>
-    <w:p>
-      <w:pPr>
-        <w:numPr>
-          <w:ilvl w:val="0"/>
-          <w:numId w:val="1001"/>
-        </w:numPr>
-      </w:pPr>
-      <w:r>
-        <w:t xml:space="preserve">Agrégation de données avec</w:t>
+        <w:t xml:space="preserve">range</w:t>
+      </w:r>
+      <w:r>
+        <w:t xml:space="preserve">,</w:t>
       </w:r>
       <w:r>
         <w:t xml:space="preserve"> </w:t>
@@ -102,7 +139,22 @@
         <w:rPr>
           <w:rStyle w:val="VerbatimChar"/>
         </w:rPr>
-        <w:t xml:space="preserve">reduce</w:t>
+        <w:t xml:space="preserve">zip</w:t>
+      </w:r>
+      <w:r>
+        <w:t xml:space="preserve">,</w:t>
+      </w:r>
+      <w:r>
+        <w:t xml:space="preserve"> </w:t>
+      </w:r>
+      <w:r>
+        <w:rPr>
+          <w:rStyle w:val="VerbatimChar"/>
+        </w:rPr>
+        <w:t xml:space="preserve">items()</w:t>
+      </w:r>
+      <w:r>
+        <w:t xml:space="preserve">)</w:t>
       </w:r>
     </w:p>
     <w:p>
@@ -112,13 +164,13 @@
         </w:pict>
       </w:r>
     </w:p>
-    <w:bookmarkStart w:id="20" w:name="fonction-anonyme-lambda"/>
+    <w:bookmarkStart w:id="20" w:name="Xde2da86afeb9f8b1c5600c900849621692705b8"/>
     <w:p>
       <w:pPr>
         <w:pStyle w:val="Heading2"/>
       </w:pPr>
       <w:r>
-        <w:t xml:space="preserve">Fonction anonyme Lambda</w:t>
+        <w:t xml:space="preserve">Structure conditionnelles if/else/then,match</w:t>
       </w:r>
     </w:p>
     <w:p>
@@ -126,7 +178,7 @@
         <w:pStyle w:val="FirstParagraph"/>
       </w:pPr>
       <w:r>
-        <w:t xml:space="preserve">Une fonction anonyme, introduite par le mot-clé</w:t>
+        <w:t xml:space="preserve">Les structures conditionnelles permettent d’exécuter des blocs de code différents selon la validité d’une ou plusieurs conditions logiques. L’instruction</w:t>
       </w:r>
       <w:r>
         <w:t xml:space="preserve"> </w:t>
@@ -135,10 +187,10 @@
         <w:rPr>
           <w:rStyle w:val="VerbatimChar"/>
         </w:rPr>
-        <w:t xml:space="preserve">lambda</w:t>
-      </w:r>
-      <w:r>
-        <w:t xml:space="preserve">, permet de définir rapidement une fonction compacte sans nom sur une seule ligne de code. Elle est idéale pour des traitements courts et ponctuels.</w:t>
+        <w:t xml:space="preserve">match</w:t>
+      </w:r>
+      <w:r>
+        <w:t xml:space="preserve">, introduite récemment, facilite les aiguillages complexes par motif.</w:t>
       </w:r>
     </w:p>
     <w:p>
@@ -149,16 +201,16 @@
         <w:rPr>
           <w:rStyle w:val="CommentTok"/>
         </w:rPr>
-        <w:t xml:space="preserve"># Déclaration et appel d'une fonction lambda pour calculer le carré</w:t>
-      </w:r>
-      <w:r>
-        <w:br/>
-      </w:r>
-      <w:r>
-        <w:rPr>
-          <w:rStyle w:val="NormalTok"/>
-        </w:rPr>
-        <w:t xml:space="preserve">carre </w:t>
+        <w:t xml:space="preserve"># Utilisation d'une structure conditionnelle classique</w:t>
+      </w:r>
+      <w:r>
+        <w:br/>
+      </w:r>
+      <w:r>
+        <w:rPr>
+          <w:rStyle w:val="NormalTok"/>
+        </w:rPr>
+        <w:t xml:space="preserve">note </w:t>
       </w:r>
       <w:r>
         <w:rPr>
@@ -174,21 +226,30 @@
       </w:r>
       <w:r>
         <w:rPr>
-          <w:rStyle w:val="KeywordTok"/>
-        </w:rPr>
-        <w:t xml:space="preserve">lambda</w:t>
-      </w:r>
-      <w:r>
-        <w:rPr>
-          <w:rStyle w:val="NormalTok"/>
-        </w:rPr>
-        <w:t xml:space="preserve"> x: x </w:t>
+          <w:rStyle w:val="DecValTok"/>
+        </w:rPr>
+        <w:t xml:space="preserve">14</w:t>
+      </w:r>
+      <w:r>
+        <w:br/>
+      </w:r>
+      <w:r>
+        <w:rPr>
+          <w:rStyle w:val="ControlFlowTok"/>
+        </w:rPr>
+        <w:t xml:space="preserve">if</w:t>
+      </w:r>
+      <w:r>
+        <w:rPr>
+          <w:rStyle w:val="NormalTok"/>
+        </w:rPr>
+        <w:t xml:space="preserve"> note </w:t>
       </w:r>
       <w:r>
         <w:rPr>
           <w:rStyle w:val="OperatorTok"/>
         </w:rPr>
-        <w:t xml:space="preserve">**</w:t>
+        <w:t xml:space="preserve">&gt;=</w:t>
       </w:r>
       <w:r>
         <w:rPr>
@@ -200,16 +261,22 @@
         <w:rPr>
           <w:rStyle w:val="DecValTok"/>
         </w:rPr>
-        <w:t xml:space="preserve">2</w:t>
-      </w:r>
-      <w:r>
-        <w:br/>
-      </w:r>
-      <w:r>
-        <w:rPr>
-          <w:rStyle w:val="NormalTok"/>
-        </w:rPr>
-        <w:t xml:space="preserve">resultat </w:t>
+        <w:t xml:space="preserve">10</w:t>
+      </w:r>
+      <w:r>
+        <w:rPr>
+          <w:rStyle w:val="NormalTok"/>
+        </w:rPr>
+        <w:t xml:space="preserve">:</w:t>
+      </w:r>
+      <w:r>
+        <w:br/>
+      </w:r>
+      <w:r>
+        <w:rPr>
+          <w:rStyle w:val="NormalTok"/>
+        </w:rPr>
+        <w:t xml:space="preserve">    statut </w:t>
       </w:r>
       <w:r>
         <w:rPr>
@@ -221,19 +288,55 @@
         <w:rPr>
           <w:rStyle w:val="NormalTok"/>
         </w:rPr>
-        <w:t xml:space="preserve"> carre(</w:t>
-      </w:r>
-      <w:r>
-        <w:rPr>
-          <w:rStyle w:val="DecValTok"/>
-        </w:rPr>
-        <w:t xml:space="preserve">5</w:t>
-      </w:r>
-      <w:r>
-        <w:rPr>
-          <w:rStyle w:val="NormalTok"/>
-        </w:rPr>
-        <w:t xml:space="preserve">)</w:t>
+        <w:t xml:space="preserve"> </w:t>
+      </w:r>
+      <w:r>
+        <w:rPr>
+          <w:rStyle w:val="StringTok"/>
+        </w:rPr>
+        <w:t xml:space="preserve">"Admis"</w:t>
+      </w:r>
+      <w:r>
+        <w:br/>
+      </w:r>
+      <w:r>
+        <w:rPr>
+          <w:rStyle w:val="ControlFlowTok"/>
+        </w:rPr>
+        <w:t xml:space="preserve">else</w:t>
+      </w:r>
+      <w:r>
+        <w:rPr>
+          <w:rStyle w:val="NormalTok"/>
+        </w:rPr>
+        <w:t xml:space="preserve">:</w:t>
+      </w:r>
+      <w:r>
+        <w:br/>
+      </w:r>
+      <w:r>
+        <w:rPr>
+          <w:rStyle w:val="NormalTok"/>
+        </w:rPr>
+        <w:t xml:space="preserve">    statut </w:t>
+      </w:r>
+      <w:r>
+        <w:rPr>
+          <w:rStyle w:val="OperatorTok"/>
+        </w:rPr>
+        <w:t xml:space="preserve">=</w:t>
+      </w:r>
+      <w:r>
+        <w:rPr>
+          <w:rStyle w:val="NormalTok"/>
+        </w:rPr>
+        <w:t xml:space="preserve"> </w:t>
+      </w:r>
+      <w:r>
+        <w:rPr>
+          <w:rStyle w:val="StringTok"/>
+        </w:rPr>
+        <w:t xml:space="preserve">"Recalé"</w:t>
       </w:r>
     </w:p>
     <w:p>
@@ -241,7 +344,7 @@
         <w:pStyle w:val="BlockText"/>
       </w:pPr>
       <w:r>
-        <w:t xml:space="preserve">💡 Utilisez les fonctions</w:t>
+        <w:t xml:space="preserve">💡 Privilégiez l’utilisation de</w:t>
       </w:r>
       <w:r>
         <w:t xml:space="preserve"> </w:t>
@@ -250,13 +353,13 @@
         <w:rPr>
           <w:rStyle w:val="VerbatimChar"/>
         </w:rPr>
-        <w:t xml:space="preserve">lambda</w:t>
-      </w:r>
-      <w:r>
-        <w:t xml:space="preserve"> </w:t>
-      </w:r>
-      <w:r>
-        <w:t xml:space="preserve">principalement comme arguments pour des fonctions de traitement de collections comme</w:t>
+        <w:t xml:space="preserve">elif</w:t>
+      </w:r>
+      <w:r>
+        <w:t xml:space="preserve"> </w:t>
+      </w:r>
+      <w:r>
+        <w:t xml:space="preserve">pour enchaîner plusieurs conditions mutuellement exclusives proprement sans imbriquer excessivement vos blocs</w:t>
       </w:r>
       <w:r>
         <w:t xml:space="preserve"> </w:t>
@@ -265,22 +368,7 @@
         <w:rPr>
           <w:rStyle w:val="VerbatimChar"/>
         </w:rPr>
-        <w:t xml:space="preserve">map</w:t>
-      </w:r>
-      <w:r>
-        <w:t xml:space="preserve"> </w:t>
-      </w:r>
-      <w:r>
-        <w:t xml:space="preserve">ou</w:t>
-      </w:r>
-      <w:r>
-        <w:t xml:space="preserve"> </w:t>
-      </w:r>
-      <w:r>
-        <w:rPr>
-          <w:rStyle w:val="VerbatimChar"/>
-        </w:rPr>
-        <w:t xml:space="preserve">filter</w:t>
+        <w:t xml:space="preserve">if</w:t>
       </w:r>
       <w:r>
         <w:t xml:space="preserve">.</w:t>
@@ -294,13 +382,13 @@
       </w:r>
     </w:p>
     <w:bookmarkEnd w:id="20"/>
-    <w:bookmarkStart w:id="21" w:name="traitement-avec-filter"/>
+    <w:bookmarkStart w:id="21" w:name="structure-match"/>
     <w:p>
       <w:pPr>
         <w:pStyle w:val="Heading2"/>
       </w:pPr>
       <w:r>
-        <w:t xml:space="preserve">Traitement avec filter</w:t>
+        <w:t xml:space="preserve">Structure match</w:t>
       </w:r>
     </w:p>
     <w:p>
@@ -308,7 +396,7 @@
         <w:pStyle w:val="FirstParagraph"/>
       </w:pPr>
       <w:r>
-        <w:t xml:space="preserve">La fonction</w:t>
+        <w:t xml:space="preserve">L’instruction</w:t>
       </w:r>
       <w:r>
         <w:t xml:space="preserve"> </w:t>
@@ -317,13 +405,23 @@
         <w:rPr>
           <w:rStyle w:val="VerbatimChar"/>
         </w:rPr>
-        <w:t xml:space="preserve">filter()</w:t>
-      </w:r>
-      <w:r>
-        <w:t xml:space="preserve"> </w:t>
-      </w:r>
-      <w:r>
-        <w:t xml:space="preserve">permet de filtrer les éléments d’une collection en évaluant chaque élément à l’aide d’une fonction conditionnelle qui retourne un booléen.</w:t>
+        <w:t xml:space="preserve">match</w:t>
+      </w:r>
+      <w:r>
+        <w:t xml:space="preserve"> </w:t>
+      </w:r>
+      <w:r>
+        <w:t xml:space="preserve">réalise un filtrage par motif (</w:t>
+      </w:r>
+      <w:r>
+        <w:rPr>
+          <w:iCs/>
+          <w:i/>
+        </w:rPr>
+        <w:t xml:space="preserve">pattern matching</w:t>
+      </w:r>
+      <w:r>
+        <w:t xml:space="preserve">), permettant de comparer une valeur à plusieurs structures ou cas possibles de manière très lisible.</w:t>
       </w:r>
     </w:p>
     <w:p>
@@ -334,16 +432,16 @@
         <w:rPr>
           <w:rStyle w:val="CommentTok"/>
         </w:rPr>
-        <w:t xml:space="preserve"># Filtrage des nombres pairs d'une liste</w:t>
-      </w:r>
-      <w:r>
-        <w:br/>
-      </w:r>
-      <w:r>
-        <w:rPr>
-          <w:rStyle w:val="NormalTok"/>
-        </w:rPr>
-        <w:t xml:space="preserve">nombres </w:t>
+        <w:t xml:space="preserve"># Utilisation de match pour aiguiller selon une commande</w:t>
+      </w:r>
+      <w:r>
+        <w:br/>
+      </w:r>
+      <w:r>
+        <w:rPr>
+          <w:rStyle w:val="NormalTok"/>
+        </w:rPr>
+        <w:t xml:space="preserve">commande </w:t>
       </w:r>
       <w:r>
         <w:rPr>
@@ -355,106 +453,76 @@
         <w:rPr>
           <w:rStyle w:val="NormalTok"/>
         </w:rPr>
-        <w:t xml:space="preserve"> [</w:t>
-      </w:r>
-      <w:r>
-        <w:rPr>
-          <w:rStyle w:val="DecValTok"/>
-        </w:rPr>
-        <w:t xml:space="preserve">1</w:t>
-      </w:r>
-      <w:r>
-        <w:rPr>
-          <w:rStyle w:val="NormalTok"/>
-        </w:rPr>
-        <w:t xml:space="preserve">, </w:t>
-      </w:r>
-      <w:r>
-        <w:rPr>
-          <w:rStyle w:val="DecValTok"/>
-        </w:rPr>
-        <w:t xml:space="preserve">2</w:t>
-      </w:r>
-      <w:r>
-        <w:rPr>
-          <w:rStyle w:val="NormalTok"/>
-        </w:rPr>
-        <w:t xml:space="preserve">, </w:t>
-      </w:r>
-      <w:r>
-        <w:rPr>
-          <w:rStyle w:val="DecValTok"/>
-        </w:rPr>
-        <w:t xml:space="preserve">3</w:t>
-      </w:r>
-      <w:r>
-        <w:rPr>
-          <w:rStyle w:val="NormalTok"/>
-        </w:rPr>
-        <w:t xml:space="preserve">, </w:t>
-      </w:r>
-      <w:r>
-        <w:rPr>
-          <w:rStyle w:val="DecValTok"/>
-        </w:rPr>
-        <w:t xml:space="preserve">4</w:t>
-      </w:r>
-      <w:r>
-        <w:rPr>
-          <w:rStyle w:val="NormalTok"/>
-        </w:rPr>
-        <w:t xml:space="preserve">, </w:t>
-      </w:r>
-      <w:r>
-        <w:rPr>
-          <w:rStyle w:val="DecValTok"/>
-        </w:rPr>
-        <w:t xml:space="preserve">5</w:t>
-      </w:r>
-      <w:r>
-        <w:rPr>
-          <w:rStyle w:val="NormalTok"/>
-        </w:rPr>
-        <w:t xml:space="preserve">, </w:t>
-      </w:r>
-      <w:r>
-        <w:rPr>
-          <w:rStyle w:val="DecValTok"/>
-        </w:rPr>
-        <w:t xml:space="preserve">6</w:t>
-      </w:r>
-      <w:r>
-        <w:rPr>
-          <w:rStyle w:val="NormalTok"/>
-        </w:rPr>
-        <w:t xml:space="preserve">]</w:t>
-      </w:r>
-      <w:r>
-        <w:br/>
-      </w:r>
-      <w:r>
-        <w:rPr>
-          <w:rStyle w:val="NormalTok"/>
-        </w:rPr>
-        <w:t xml:space="preserve">pairs </w:t>
-      </w:r>
-      <w:r>
-        <w:rPr>
-          <w:rStyle w:val="OperatorTok"/>
-        </w:rPr>
-        <w:t xml:space="preserve">=</w:t>
-      </w:r>
-      <w:r>
-        <w:rPr>
-          <w:rStyle w:val="NormalTok"/>
-        </w:rPr>
-        <w:t xml:space="preserve"> </w:t>
+        <w:t xml:space="preserve"> </w:t>
+      </w:r>
+      <w:r>
+        <w:rPr>
+          <w:rStyle w:val="StringTok"/>
+        </w:rPr>
+        <w:t xml:space="preserve">"quit"</w:t>
+      </w:r>
+      <w:r>
+        <w:br/>
+      </w:r>
+      <w:r>
+        <w:rPr>
+          <w:rStyle w:val="ControlFlowTok"/>
+        </w:rPr>
+        <w:t xml:space="preserve">match</w:t>
+      </w:r>
+      <w:r>
+        <w:rPr>
+          <w:rStyle w:val="NormalTok"/>
+        </w:rPr>
+        <w:t xml:space="preserve"> commande:</w:t>
+      </w:r>
+      <w:r>
+        <w:br/>
+      </w:r>
+      <w:r>
+        <w:rPr>
+          <w:rStyle w:val="NormalTok"/>
+        </w:rPr>
+        <w:t xml:space="preserve">    </w:t>
+      </w:r>
+      <w:r>
+        <w:rPr>
+          <w:rStyle w:val="ControlFlowTok"/>
+        </w:rPr>
+        <w:t xml:space="preserve">case</w:t>
+      </w:r>
+      <w:r>
+        <w:rPr>
+          <w:rStyle w:val="NormalTok"/>
+        </w:rPr>
+        <w:t xml:space="preserve"> </w:t>
+      </w:r>
+      <w:r>
+        <w:rPr>
+          <w:rStyle w:val="StringTok"/>
+        </w:rPr>
+        <w:t xml:space="preserve">"start"</w:t>
+      </w:r>
+      <w:r>
+        <w:rPr>
+          <w:rStyle w:val="NormalTok"/>
+        </w:rPr>
+        <w:t xml:space="preserve">:</w:t>
+      </w:r>
+      <w:r>
+        <w:br/>
+      </w:r>
+      <w:r>
+        <w:rPr>
+          <w:rStyle w:val="NormalTok"/>
+        </w:rPr>
+        <w:t xml:space="preserve">        </w:t>
       </w:r>
       <w:r>
         <w:rPr>
           <w:rStyle w:val="BuiltInTok"/>
         </w:rPr>
-        <w:t xml:space="preserve">list</w:t>
+        <w:t xml:space="preserve">print</w:t>
       </w:r>
       <w:r>
         <w:rPr>
@@ -464,9 +532,63 @@
       </w:r>
       <w:r>
         <w:rPr>
+          <w:rStyle w:val="StringTok"/>
+        </w:rPr>
+        <w:t xml:space="preserve">"Démarrage..."</w:t>
+      </w:r>
+      <w:r>
+        <w:rPr>
+          <w:rStyle w:val="NormalTok"/>
+        </w:rPr>
+        <w:t xml:space="preserve">)</w:t>
+      </w:r>
+      <w:r>
+        <w:br/>
+      </w:r>
+      <w:r>
+        <w:rPr>
+          <w:rStyle w:val="NormalTok"/>
+        </w:rPr>
+        <w:t xml:space="preserve">    </w:t>
+      </w:r>
+      <w:r>
+        <w:rPr>
+          <w:rStyle w:val="ControlFlowTok"/>
+        </w:rPr>
+        <w:t xml:space="preserve">case</w:t>
+      </w:r>
+      <w:r>
+        <w:rPr>
+          <w:rStyle w:val="NormalTok"/>
+        </w:rPr>
+        <w:t xml:space="preserve"> </w:t>
+      </w:r>
+      <w:r>
+        <w:rPr>
+          <w:rStyle w:val="StringTok"/>
+        </w:rPr>
+        <w:t xml:space="preserve">"quit"</w:t>
+      </w:r>
+      <w:r>
+        <w:rPr>
+          <w:rStyle w:val="NormalTok"/>
+        </w:rPr>
+        <w:t xml:space="preserve">:</w:t>
+      </w:r>
+      <w:r>
+        <w:br/>
+      </w:r>
+      <w:r>
+        <w:rPr>
+          <w:rStyle w:val="NormalTok"/>
+        </w:rPr>
+        <w:t xml:space="preserve">        </w:t>
+      </w:r>
+      <w:r>
+        <w:rPr>
           <w:rStyle w:val="BuiltInTok"/>
         </w:rPr>
-        <w:t xml:space="preserve">filter</w:t>
+        <w:t xml:space="preserve">print</w:t>
       </w:r>
       <w:r>
         <w:rPr>
@@ -476,63 +598,69 @@
       </w:r>
       <w:r>
         <w:rPr>
-          <w:rStyle w:val="KeywordTok"/>
-        </w:rPr>
-        <w:t xml:space="preserve">lambda</w:t>
-      </w:r>
-      <w:r>
-        <w:rPr>
-          <w:rStyle w:val="NormalTok"/>
-        </w:rPr>
-        <w:t xml:space="preserve"> x: x </w:t>
-      </w:r>
-      <w:r>
-        <w:rPr>
-          <w:rStyle w:val="OperatorTok"/>
-        </w:rPr>
-        <w:t xml:space="preserve">%</w:t>
-      </w:r>
-      <w:r>
-        <w:rPr>
-          <w:rStyle w:val="NormalTok"/>
-        </w:rPr>
-        <w:t xml:space="preserve"> </w:t>
-      </w:r>
-      <w:r>
-        <w:rPr>
-          <w:rStyle w:val="DecValTok"/>
-        </w:rPr>
-        <w:t xml:space="preserve">2</w:t>
-      </w:r>
-      <w:r>
-        <w:rPr>
-          <w:rStyle w:val="NormalTok"/>
-        </w:rPr>
-        <w:t xml:space="preserve"> </w:t>
-      </w:r>
-      <w:r>
-        <w:rPr>
-          <w:rStyle w:val="OperatorTok"/>
-        </w:rPr>
-        <w:t xml:space="preserve">==</w:t>
-      </w:r>
-      <w:r>
-        <w:rPr>
-          <w:rStyle w:val="NormalTok"/>
-        </w:rPr>
-        <w:t xml:space="preserve"> </w:t>
-      </w:r>
-      <w:r>
-        <w:rPr>
-          <w:rStyle w:val="DecValTok"/>
-        </w:rPr>
-        <w:t xml:space="preserve">0</w:t>
-      </w:r>
-      <w:r>
-        <w:rPr>
-          <w:rStyle w:val="NormalTok"/>
-        </w:rPr>
-        <w:t xml:space="preserve">, nombres))</w:t>
+          <w:rStyle w:val="StringTok"/>
+        </w:rPr>
+        <w:t xml:space="preserve">"Arrêt..."</w:t>
+      </w:r>
+      <w:r>
+        <w:rPr>
+          <w:rStyle w:val="NormalTok"/>
+        </w:rPr>
+        <w:t xml:space="preserve">)</w:t>
+      </w:r>
+      <w:r>
+        <w:br/>
+      </w:r>
+      <w:r>
+        <w:rPr>
+          <w:rStyle w:val="NormalTok"/>
+        </w:rPr>
+        <w:t xml:space="preserve">    </w:t>
+      </w:r>
+      <w:r>
+        <w:rPr>
+          <w:rStyle w:val="ControlFlowTok"/>
+        </w:rPr>
+        <w:t xml:space="preserve">case</w:t>
+      </w:r>
+      <w:r>
+        <w:rPr>
+          <w:rStyle w:val="NormalTok"/>
+        </w:rPr>
+        <w:t xml:space="preserve"> _:</w:t>
+      </w:r>
+      <w:r>
+        <w:br/>
+      </w:r>
+      <w:r>
+        <w:rPr>
+          <w:rStyle w:val="NormalTok"/>
+        </w:rPr>
+        <w:t xml:space="preserve">        </w:t>
+      </w:r>
+      <w:r>
+        <w:rPr>
+          <w:rStyle w:val="BuiltInTok"/>
+        </w:rPr>
+        <w:t xml:space="preserve">print</w:t>
+      </w:r>
+      <w:r>
+        <w:rPr>
+          <w:rStyle w:val="NormalTok"/>
+        </w:rPr>
+        <w:t xml:space="preserve">(</w:t>
+      </w:r>
+      <w:r>
+        <w:rPr>
+          <w:rStyle w:val="StringTok"/>
+        </w:rPr>
+        <w:t xml:space="preserve">"Commande inconnue"</w:t>
+      </w:r>
+      <w:r>
+        <w:rPr>
+          <w:rStyle w:val="NormalTok"/>
+        </w:rPr>
+        <w:t xml:space="preserve">)</w:t>
       </w:r>
     </w:p>
     <w:p>
@@ -540,7 +668,7 @@
         <w:pStyle w:val="BlockText"/>
       </w:pPr>
       <w:r>
-        <w:t xml:space="preserve">💡 Le résultat retourné par</w:t>
+        <w:t xml:space="preserve">💡 Utilisez le motif universel</w:t>
       </w:r>
       <w:r>
         <w:t xml:space="preserve"> </w:t>
@@ -549,13 +677,13 @@
         <w:rPr>
           <w:rStyle w:val="VerbatimChar"/>
         </w:rPr>
-        <w:t xml:space="preserve">filter()</w:t>
-      </w:r>
-      <w:r>
-        <w:t xml:space="preserve"> </w:t>
-      </w:r>
-      <w:r>
-        <w:t xml:space="preserve">en Python est un itérateur, pensez à le convertir explicitement en</w:t>
+        <w:t xml:space="preserve">_</w:t>
+      </w:r>
+      <w:r>
+        <w:t xml:space="preserve"> </w:t>
+      </w:r>
+      <w:r>
+        <w:t xml:space="preserve">comme dernier cas dans un</w:t>
       </w:r>
       <w:r>
         <w:t xml:space="preserve"> </w:t>
@@ -564,28 +692,13 @@
         <w:rPr>
           <w:rStyle w:val="VerbatimChar"/>
         </w:rPr>
-        <w:t xml:space="preserve">list</w:t>
-      </w:r>
-      <w:r>
-        <w:t xml:space="preserve"> </w:t>
-      </w:r>
-      <w:r>
-        <w:t xml:space="preserve">ou</w:t>
-      </w:r>
-      <w:r>
-        <w:t xml:space="preserve"> </w:t>
-      </w:r>
-      <w:r>
-        <w:rPr>
-          <w:rStyle w:val="VerbatimChar"/>
-        </w:rPr>
-        <w:t xml:space="preserve">tuple</w:t>
-      </w:r>
-      <w:r>
-        <w:t xml:space="preserve"> </w:t>
-      </w:r>
-      <w:r>
-        <w:t xml:space="preserve">pour exploiter les données.</w:t>
+        <w:t xml:space="preserve">match</w:t>
+      </w:r>
+      <w:r>
+        <w:t xml:space="preserve"> </w:t>
+      </w:r>
+      <w:r>
+        <w:t xml:space="preserve">pour capturer toutes les valeurs non gérées explicitement.</w:t>
       </w:r>
     </w:p>
     <w:p>
@@ -596,13 +709,13 @@
       </w:r>
     </w:p>
     <w:bookmarkEnd w:id="21"/>
-    <w:bookmarkStart w:id="22" w:name="traitement-avec-map"/>
+    <w:bookmarkStart w:id="22" w:name="boucles---forelse"/>
     <w:p>
       <w:pPr>
         <w:pStyle w:val="Heading2"/>
       </w:pPr>
       <w:r>
-        <w:t xml:space="preserve">Traitement avec map</w:t>
+        <w:t xml:space="preserve">Boucles - for/else</w:t>
       </w:r>
     </w:p>
     <w:p>
@@ -610,7 +723,7 @@
         <w:pStyle w:val="FirstParagraph"/>
       </w:pPr>
       <w:r>
-        <w:t xml:space="preserve">La fonction</w:t>
+        <w:t xml:space="preserve">La boucle</w:t>
       </w:r>
       <w:r>
         <w:t xml:space="preserve"> </w:t>
@@ -619,13 +732,40 @@
         <w:rPr>
           <w:rStyle w:val="VerbatimChar"/>
         </w:rPr>
-        <w:t xml:space="preserve">map()</w:t>
-      </w:r>
-      <w:r>
-        <w:t xml:space="preserve"> </w:t>
-      </w:r>
-      <w:r>
-        <w:t xml:space="preserve">applique une fonction spécifique à l’ensemble des éléments d’une collection itérable, transformant ainsi les données en une seule passe.</w:t>
+        <w:t xml:space="preserve">for</w:t>
+      </w:r>
+      <w:r>
+        <w:t xml:space="preserve"> </w:t>
+      </w:r>
+      <w:r>
+        <w:t xml:space="preserve">permet de parcourir séquentiellement les éléments d’une collection. En Python, elle peut être associée à un bloc</w:t>
+      </w:r>
+      <w:r>
+        <w:t xml:space="preserve"> </w:t>
+      </w:r>
+      <w:r>
+        <w:rPr>
+          <w:rStyle w:val="VerbatimChar"/>
+        </w:rPr>
+        <w:t xml:space="preserve">else</w:t>
+      </w:r>
+      <w:r>
+        <w:t xml:space="preserve"> </w:t>
+      </w:r>
+      <w:r>
+        <w:t xml:space="preserve">optionnel qui s’exécute si la boucle s’est terminée sans interruption par un</w:t>
+      </w:r>
+      <w:r>
+        <w:t xml:space="preserve"> </w:t>
+      </w:r>
+      <w:r>
+        <w:rPr>
+          <w:rStyle w:val="VerbatimChar"/>
+        </w:rPr>
+        <w:t xml:space="preserve">break</w:t>
+      </w:r>
+      <w:r>
+        <w:t xml:space="preserve">.</w:t>
       </w:r>
     </w:p>
     <w:p>
@@ -636,16 +776,16 @@
         <w:rPr>
           <w:rStyle w:val="CommentTok"/>
         </w:rPr>
-        <w:t xml:space="preserve"># Application d'une transformation pour multiplier par 2 chaque élément</w:t>
-      </w:r>
-      <w:r>
-        <w:br/>
-      </w:r>
-      <w:r>
-        <w:rPr>
-          <w:rStyle w:val="NormalTok"/>
-        </w:rPr>
-        <w:t xml:space="preserve">valeurs </w:t>
+        <w:t xml:space="preserve"># Parcours d'une liste avec une boucle for</w:t>
+      </w:r>
+      <w:r>
+        <w:br/>
+      </w:r>
+      <w:r>
+        <w:rPr>
+          <w:rStyle w:val="NormalTok"/>
+        </w:rPr>
+        <w:t xml:space="preserve">nombres </w:t>
       </w:r>
       <w:r>
         <w:rPr>
@@ -693,18 +833,6 @@
         <w:rPr>
           <w:rStyle w:val="NormalTok"/>
         </w:rPr>
-        <w:t xml:space="preserve">, </w:t>
-      </w:r>
-      <w:r>
-        <w:rPr>
-          <w:rStyle w:val="DecValTok"/>
-        </w:rPr>
-        <w:t xml:space="preserve">4</w:t>
-      </w:r>
-      <w:r>
-        <w:rPr>
-          <w:rStyle w:val="NormalTok"/>
-        </w:rPr>
         <w:t xml:space="preserve">]</w:t>
       </w:r>
       <w:r>
@@ -712,81 +840,48 @@
       </w:r>
       <w:r>
         <w:rPr>
-          <w:rStyle w:val="NormalTok"/>
-        </w:rPr>
-        <w:t xml:space="preserve">doubles </w:t>
-      </w:r>
-      <w:r>
-        <w:rPr>
-          <w:rStyle w:val="OperatorTok"/>
-        </w:rPr>
-        <w:t xml:space="preserve">=</w:t>
-      </w:r>
-      <w:r>
-        <w:rPr>
-          <w:rStyle w:val="NormalTok"/>
-        </w:rPr>
-        <w:t xml:space="preserve"> </w:t>
+          <w:rStyle w:val="ControlFlowTok"/>
+        </w:rPr>
+        <w:t xml:space="preserve">for</w:t>
+      </w:r>
+      <w:r>
+        <w:rPr>
+          <w:rStyle w:val="NormalTok"/>
+        </w:rPr>
+        <w:t xml:space="preserve"> n </w:t>
+      </w:r>
+      <w:r>
+        <w:rPr>
+          <w:rStyle w:val="KeywordTok"/>
+        </w:rPr>
+        <w:t xml:space="preserve">in</w:t>
+      </w:r>
+      <w:r>
+        <w:rPr>
+          <w:rStyle w:val="NormalTok"/>
+        </w:rPr>
+        <w:t xml:space="preserve"> nombres:</w:t>
+      </w:r>
+      <w:r>
+        <w:br/>
+      </w:r>
+      <w:r>
+        <w:rPr>
+          <w:rStyle w:val="NormalTok"/>
+        </w:rPr>
+        <w:t xml:space="preserve">    </w:t>
       </w:r>
       <w:r>
         <w:rPr>
           <w:rStyle w:val="BuiltInTok"/>
         </w:rPr>
-        <w:t xml:space="preserve">list</w:t>
-      </w:r>
-      <w:r>
-        <w:rPr>
-          <w:rStyle w:val="NormalTok"/>
-        </w:rPr>
-        <w:t xml:space="preserve">(</w:t>
-      </w:r>
-      <w:r>
-        <w:rPr>
-          <w:rStyle w:val="BuiltInTok"/>
-        </w:rPr>
-        <w:t xml:space="preserve">map</w:t>
-      </w:r>
-      <w:r>
-        <w:rPr>
-          <w:rStyle w:val="NormalTok"/>
-        </w:rPr>
-        <w:t xml:space="preserve">(</w:t>
-      </w:r>
-      <w:r>
-        <w:rPr>
-          <w:rStyle w:val="KeywordTok"/>
-        </w:rPr>
-        <w:t xml:space="preserve">lambda</w:t>
-      </w:r>
-      <w:r>
-        <w:rPr>
-          <w:rStyle w:val="NormalTok"/>
-        </w:rPr>
-        <w:t xml:space="preserve"> x: x </w:t>
-      </w:r>
-      <w:r>
-        <w:rPr>
-          <w:rStyle w:val="OperatorTok"/>
-        </w:rPr>
-        <w:t xml:space="preserve">*</w:t>
-      </w:r>
-      <w:r>
-        <w:rPr>
-          <w:rStyle w:val="NormalTok"/>
-        </w:rPr>
-        <w:t xml:space="preserve"> </w:t>
-      </w:r>
-      <w:r>
-        <w:rPr>
-          <w:rStyle w:val="DecValTok"/>
-        </w:rPr>
-        <w:t xml:space="preserve">2</w:t>
-      </w:r>
-      <w:r>
-        <w:rPr>
-          <w:rStyle w:val="NormalTok"/>
-        </w:rPr>
-        <w:t xml:space="preserve">, valeurs))</w:t>
+        <w:t xml:space="preserve">print</w:t>
+      </w:r>
+      <w:r>
+        <w:rPr>
+          <w:rStyle w:val="NormalTok"/>
+        </w:rPr>
+        <w:t xml:space="preserve">(n)</w:t>
       </w:r>
     </w:p>
     <w:p>
@@ -794,7 +889,7 @@
         <w:pStyle w:val="BlockText"/>
       </w:pPr>
       <w:r>
-        <w:t xml:space="preserve">💡 Les compréhensions de listes constituent souvent une alternative plus lisible et idiomatique aux fonctions</w:t>
+        <w:t xml:space="preserve">💡 Utilisez le bloc</w:t>
       </w:r>
       <w:r>
         <w:t xml:space="preserve"> </w:t>
@@ -803,13 +898,28 @@
         <w:rPr>
           <w:rStyle w:val="VerbatimChar"/>
         </w:rPr>
-        <w:t xml:space="preserve">map()</w:t>
-      </w:r>
-      <w:r>
-        <w:t xml:space="preserve"> </w:t>
-      </w:r>
-      <w:r>
-        <w:t xml:space="preserve">en Python.</w:t>
+        <w:t xml:space="preserve">else</w:t>
+      </w:r>
+      <w:r>
+        <w:t xml:space="preserve"> </w:t>
+      </w:r>
+      <w:r>
+        <w:t xml:space="preserve">d’une boucle</w:t>
+      </w:r>
+      <w:r>
+        <w:t xml:space="preserve"> </w:t>
+      </w:r>
+      <w:r>
+        <w:rPr>
+          <w:rStyle w:val="VerbatimChar"/>
+        </w:rPr>
+        <w:t xml:space="preserve">for</w:t>
+      </w:r>
+      <w:r>
+        <w:t xml:space="preserve"> </w:t>
+      </w:r>
+      <w:r>
+        <w:t xml:space="preserve">pour exécuter du code de validation si aucun élément recherché n’a déclenché de rupture anticipée.</w:t>
       </w:r>
     </w:p>
     <w:p>
@@ -820,13 +930,13 @@
       </w:r>
     </w:p>
     <w:bookmarkEnd w:id="22"/>
-    <w:bookmarkStart w:id="23" w:name="traitement-avec-reduce"/>
+    <w:bookmarkStart w:id="23" w:name="boucles---while"/>
     <w:p>
       <w:pPr>
         <w:pStyle w:val="Heading2"/>
       </w:pPr>
       <w:r>
-        <w:t xml:space="preserve">Traitement avec reduce</w:t>
+        <w:t xml:space="preserve">Boucles - while</w:t>
       </w:r>
     </w:p>
     <w:p>
@@ -834,7 +944,7 @@
         <w:pStyle w:val="FirstParagraph"/>
       </w:pPr>
       <w:r>
-        <w:t xml:space="preserve">La fonction</w:t>
+        <w:t xml:space="preserve">La boucle</w:t>
       </w:r>
       <w:r>
         <w:t xml:space="preserve"> </w:t>
@@ -843,10 +953,13 @@
         <w:rPr>
           <w:rStyle w:val="VerbatimChar"/>
         </w:rPr>
-        <w:t xml:space="preserve">reduce()</w:t>
-      </w:r>
-      <w:r>
-        <w:t xml:space="preserve">, issue du module</w:t>
+        <w:t xml:space="preserve">while</w:t>
+      </w:r>
+      <w:r>
+        <w:t xml:space="preserve"> </w:t>
+      </w:r>
+      <w:r>
+        <w:t xml:space="preserve">répète l’exécution d’un bloc d’instructions tant qu’une condition booléenne associée reste évaluée à</w:t>
       </w:r>
       <w:r>
         <w:t xml:space="preserve"> </w:t>
@@ -855,10 +968,10 @@
         <w:rPr>
           <w:rStyle w:val="VerbatimChar"/>
         </w:rPr>
-        <w:t xml:space="preserve">functools</w:t>
-      </w:r>
-      <w:r>
-        <w:t xml:space="preserve">, permet de réduire une collection de données à une valeur unique en appliquant cumulativement une fonction binaire de manière séquentielle.</w:t>
+        <w:t xml:space="preserve">True</w:t>
+      </w:r>
+      <w:r>
+        <w:t xml:space="preserve">. Elle est idéale lorsque le nombre d’itérations n’est pas connu à l’avance.</w:t>
       </w:r>
     </w:p>
     <w:p>
@@ -867,66 +980,117 @@
       </w:pPr>
       <w:r>
         <w:rPr>
-          <w:rStyle w:val="ImportTok"/>
-        </w:rPr>
-        <w:t xml:space="preserve">from</w:t>
-      </w:r>
-      <w:r>
-        <w:rPr>
-          <w:rStyle w:val="NormalTok"/>
-        </w:rPr>
-        <w:t xml:space="preserve"> functools </w:t>
-      </w:r>
-      <w:r>
-        <w:rPr>
-          <w:rStyle w:val="ImportTok"/>
-        </w:rPr>
-        <w:t xml:space="preserve">import</w:t>
-      </w:r>
-      <w:r>
-        <w:rPr>
-          <w:rStyle w:val="NormalTok"/>
-        </w:rPr>
-        <w:t xml:space="preserve"> </w:t>
+          <w:rStyle w:val="CommentTok"/>
+        </w:rPr>
+        <w:t xml:space="preserve"># Compteur avec une boucle while</w:t>
+      </w:r>
+      <w:r>
+        <w:br/>
+      </w:r>
+      <w:r>
+        <w:rPr>
+          <w:rStyle w:val="NormalTok"/>
+        </w:rPr>
+        <w:t xml:space="preserve">compteur </w:t>
+      </w:r>
+      <w:r>
+        <w:rPr>
+          <w:rStyle w:val="OperatorTok"/>
+        </w:rPr>
+        <w:t xml:space="preserve">=</w:t>
+      </w:r>
+      <w:r>
+        <w:rPr>
+          <w:rStyle w:val="NormalTok"/>
+        </w:rPr>
+        <w:t xml:space="preserve"> </w:t>
+      </w:r>
+      <w:r>
+        <w:rPr>
+          <w:rStyle w:val="DecValTok"/>
+        </w:rPr>
+        <w:t xml:space="preserve">0</w:t>
+      </w:r>
+      <w:r>
+        <w:br/>
+      </w:r>
+      <w:r>
+        <w:rPr>
+          <w:rStyle w:val="ControlFlowTok"/>
+        </w:rPr>
+        <w:t xml:space="preserve">while</w:t>
+      </w:r>
+      <w:r>
+        <w:rPr>
+          <w:rStyle w:val="NormalTok"/>
+        </w:rPr>
+        <w:t xml:space="preserve"> compteur </w:t>
+      </w:r>
+      <w:r>
+        <w:rPr>
+          <w:rStyle w:val="OperatorTok"/>
+        </w:rPr>
+        <w:t xml:space="preserve">&lt;</w:t>
+      </w:r>
+      <w:r>
+        <w:rPr>
+          <w:rStyle w:val="NormalTok"/>
+        </w:rPr>
+        <w:t xml:space="preserve"> </w:t>
+      </w:r>
+      <w:r>
+        <w:rPr>
+          <w:rStyle w:val="DecValTok"/>
+        </w:rPr>
+        <w:t xml:space="preserve">3</w:t>
+      </w:r>
+      <w:r>
+        <w:rPr>
+          <w:rStyle w:val="NormalTok"/>
+        </w:rPr>
+        <w:t xml:space="preserve">:</w:t>
+      </w:r>
+      <w:r>
+        <w:br/>
+      </w:r>
+      <w:r>
+        <w:rPr>
+          <w:rStyle w:val="NormalTok"/>
+        </w:rPr>
+        <w:t xml:space="preserve">    </w:t>
       </w:r>
       <w:r>
         <w:rPr>
           <w:rStyle w:val="BuiltInTok"/>
         </w:rPr>
-        <w:t xml:space="preserve">reduce</w:t>
-      </w:r>
-      <w:r>
-        <w:br/>
-      </w:r>
-      <w:r>
-        <w:br/>
-      </w:r>
-      <w:r>
-        <w:rPr>
-          <w:rStyle w:val="CommentTok"/>
-        </w:rPr>
-        <w:t xml:space="preserve"># Calcul de la somme des éléments d'une liste par réduction</w:t>
-      </w:r>
-      <w:r>
-        <w:br/>
-      </w:r>
-      <w:r>
-        <w:rPr>
-          <w:rStyle w:val="NormalTok"/>
-        </w:rPr>
-        <w:t xml:space="preserve">nombres </w:t>
+        <w:t xml:space="preserve">print</w:t>
+      </w:r>
+      <w:r>
+        <w:rPr>
+          <w:rStyle w:val="NormalTok"/>
+        </w:rPr>
+        <w:t xml:space="preserve">(compteur)</w:t>
+      </w:r>
+      <w:r>
+        <w:br/>
+      </w:r>
+      <w:r>
+        <w:rPr>
+          <w:rStyle w:val="NormalTok"/>
+        </w:rPr>
+        <w:t xml:space="preserve">    compteur </w:t>
       </w:r>
       <w:r>
         <w:rPr>
           <w:rStyle w:val="OperatorTok"/>
         </w:rPr>
-        <w:t xml:space="preserve">=</w:t>
-      </w:r>
-      <w:r>
-        <w:rPr>
-          <w:rStyle w:val="NormalTok"/>
-        </w:rPr>
-        <w:t xml:space="preserve"> [</w:t>
+        <w:t xml:space="preserve">+=</w:t>
+      </w:r>
+      <w:r>
+        <w:rPr>
+          <w:rStyle w:val="NormalTok"/>
+        </w:rPr>
+        <w:t xml:space="preserve"> </w:t>
       </w:r>
       <w:r>
         <w:rPr>
@@ -934,112 +1098,13 @@
         </w:rPr>
         <w:t xml:space="preserve">1</w:t>
       </w:r>
-      <w:r>
-        <w:rPr>
-          <w:rStyle w:val="NormalTok"/>
-        </w:rPr>
-        <w:t xml:space="preserve">, </w:t>
-      </w:r>
-      <w:r>
-        <w:rPr>
-          <w:rStyle w:val="DecValTok"/>
-        </w:rPr>
-        <w:t xml:space="preserve">2</w:t>
-      </w:r>
-      <w:r>
-        <w:rPr>
-          <w:rStyle w:val="NormalTok"/>
-        </w:rPr>
-        <w:t xml:space="preserve">, </w:t>
-      </w:r>
-      <w:r>
-        <w:rPr>
-          <w:rStyle w:val="DecValTok"/>
-        </w:rPr>
-        <w:t xml:space="preserve">3</w:t>
-      </w:r>
-      <w:r>
-        <w:rPr>
-          <w:rStyle w:val="NormalTok"/>
-        </w:rPr>
-        <w:t xml:space="preserve">, </w:t>
-      </w:r>
-      <w:r>
-        <w:rPr>
-          <w:rStyle w:val="DecValTok"/>
-        </w:rPr>
-        <w:t xml:space="preserve">4</w:t>
-      </w:r>
-      <w:r>
-        <w:rPr>
-          <w:rStyle w:val="NormalTok"/>
-        </w:rPr>
-        <w:t xml:space="preserve">]</w:t>
-      </w:r>
-      <w:r>
-        <w:br/>
-      </w:r>
-      <w:r>
-        <w:rPr>
-          <w:rStyle w:val="NormalTok"/>
-        </w:rPr>
-        <w:t xml:space="preserve">somme_totale </w:t>
-      </w:r>
-      <w:r>
-        <w:rPr>
-          <w:rStyle w:val="OperatorTok"/>
-        </w:rPr>
-        <w:t xml:space="preserve">=</w:t>
-      </w:r>
-      <w:r>
-        <w:rPr>
-          <w:rStyle w:val="NormalTok"/>
-        </w:rPr>
-        <w:t xml:space="preserve"> </w:t>
-      </w:r>
-      <w:r>
-        <w:rPr>
-          <w:rStyle w:val="BuiltInTok"/>
-        </w:rPr>
-        <w:t xml:space="preserve">reduce</w:t>
-      </w:r>
-      <w:r>
-        <w:rPr>
-          <w:rStyle w:val="NormalTok"/>
-        </w:rPr>
-        <w:t xml:space="preserve">(</w:t>
-      </w:r>
-      <w:r>
-        <w:rPr>
-          <w:rStyle w:val="KeywordTok"/>
-        </w:rPr>
-        <w:t xml:space="preserve">lambda</w:t>
-      </w:r>
-      <w:r>
-        <w:rPr>
-          <w:rStyle w:val="NormalTok"/>
-        </w:rPr>
-        <w:t xml:space="preserve"> x, y: x </w:t>
-      </w:r>
-      <w:r>
-        <w:rPr>
-          <w:rStyle w:val="OperatorTok"/>
-        </w:rPr>
-        <w:t xml:space="preserve">+</w:t>
-      </w:r>
-      <w:r>
-        <w:rPr>
-          <w:rStyle w:val="NormalTok"/>
-        </w:rPr>
-        <w:t xml:space="preserve"> y, nombres)</w:t>
-      </w:r>
     </w:p>
     <w:p>
       <w:pPr>
         <w:pStyle w:val="BlockText"/>
       </w:pPr>
       <w:r>
-        <w:t xml:space="preserve">💡 Pensez à importer</w:t>
+        <w:t xml:space="preserve">💡 Veillez à toujours faire évoluer la variable de condition à l’intérieur d’une boucle</w:t>
       </w:r>
       <w:r>
         <w:t xml:space="preserve"> </w:t>
@@ -1048,28 +1113,13 @@
         <w:rPr>
           <w:rStyle w:val="VerbatimChar"/>
         </w:rPr>
-        <w:t xml:space="preserve">reduce</w:t>
-      </w:r>
-      <w:r>
-        <w:t xml:space="preserve"> </w:t>
-      </w:r>
-      <w:r>
-        <w:t xml:space="preserve">depuis le module</w:t>
-      </w:r>
-      <w:r>
-        <w:t xml:space="preserve"> </w:t>
-      </w:r>
-      <w:r>
-        <w:rPr>
-          <w:rStyle w:val="VerbatimChar"/>
-        </w:rPr>
-        <w:t xml:space="preserve">functools</w:t>
-      </w:r>
-      <w:r>
-        <w:t xml:space="preserve"> </w:t>
-      </w:r>
-      <w:r>
-        <w:t xml:space="preserve">avant de l’utiliser, car cette fonction n’est plus intégrée directement dans l’espace de noms global de Python.</w:t>
+        <w:t xml:space="preserve">while</w:t>
+      </w:r>
+      <w:r>
+        <w:t xml:space="preserve"> </w:t>
+      </w:r>
+      <w:r>
+        <w:t xml:space="preserve">pour éviter les boucles infinies.</w:t>
       </w:r>
     </w:p>
     <w:p>
@@ -1080,12 +1130,756 @@
       </w:r>
     </w:p>
     <w:bookmarkEnd w:id="23"/>
-    <w:bookmarkStart w:id="24" w:name="exemple-de-synthèse"/>
+    <w:bookmarkStart w:id="24" w:name="boucles---avec-range"/>
     <w:p>
       <w:pPr>
         <w:pStyle w:val="Heading2"/>
       </w:pPr>
       <w:r>
+        <w:t xml:space="preserve">Boucles - avec range</w:t>
+      </w:r>
+    </w:p>
+    <w:p>
+      <w:pPr>
+        <w:pStyle w:val="FirstParagraph"/>
+      </w:pPr>
+      <w:r>
+        <w:t xml:space="preserve">L’association d’une boucle</w:t>
+      </w:r>
+      <w:r>
+        <w:t xml:space="preserve"> </w:t>
+      </w:r>
+      <w:r>
+        <w:rPr>
+          <w:rStyle w:val="VerbatimChar"/>
+        </w:rPr>
+        <w:t xml:space="preserve">for</w:t>
+      </w:r>
+      <w:r>
+        <w:t xml:space="preserve"> </w:t>
+      </w:r>
+      <w:r>
+        <w:t xml:space="preserve">avec la fonction</w:t>
+      </w:r>
+      <w:r>
+        <w:t xml:space="preserve"> </w:t>
+      </w:r>
+      <w:r>
+        <w:rPr>
+          <w:rStyle w:val="VerbatimChar"/>
+        </w:rPr>
+        <w:t xml:space="preserve">range()</w:t>
+      </w:r>
+      <w:r>
+        <w:t xml:space="preserve"> </w:t>
+      </w:r>
+      <w:r>
+        <w:t xml:space="preserve">permet de répéter un bloc d’instructions un nombre précis de fois en générant une séquence numérique efficace.</w:t>
+      </w:r>
+    </w:p>
+    <w:p>
+      <w:pPr>
+        <w:pStyle w:val="SourceCode"/>
+      </w:pPr>
+      <w:r>
+        <w:rPr>
+          <w:rStyle w:val="CommentTok"/>
+        </w:rPr>
+        <w:t xml:space="preserve"># Répétition d'une action à l'aide de range</w:t>
+      </w:r>
+      <w:r>
+        <w:br/>
+      </w:r>
+      <w:r>
+        <w:rPr>
+          <w:rStyle w:val="ControlFlowTok"/>
+        </w:rPr>
+        <w:t xml:space="preserve">for</w:t>
+      </w:r>
+      <w:r>
+        <w:rPr>
+          <w:rStyle w:val="NormalTok"/>
+        </w:rPr>
+        <w:t xml:space="preserve"> i </w:t>
+      </w:r>
+      <w:r>
+        <w:rPr>
+          <w:rStyle w:val="KeywordTok"/>
+        </w:rPr>
+        <w:t xml:space="preserve">in</w:t>
+      </w:r>
+      <w:r>
+        <w:rPr>
+          <w:rStyle w:val="NormalTok"/>
+        </w:rPr>
+        <w:t xml:space="preserve"> </w:t>
+      </w:r>
+      <w:r>
+        <w:rPr>
+          <w:rStyle w:val="BuiltInTok"/>
+        </w:rPr>
+        <w:t xml:space="preserve">range</w:t>
+      </w:r>
+      <w:r>
+        <w:rPr>
+          <w:rStyle w:val="NormalTok"/>
+        </w:rPr>
+        <w:t xml:space="preserve">(</w:t>
+      </w:r>
+      <w:r>
+        <w:rPr>
+          <w:rStyle w:val="DecValTok"/>
+        </w:rPr>
+        <w:t xml:space="preserve">3</w:t>
+      </w:r>
+      <w:r>
+        <w:rPr>
+          <w:rStyle w:val="NormalTok"/>
+        </w:rPr>
+        <w:t xml:space="preserve">):</w:t>
+      </w:r>
+      <w:r>
+        <w:br/>
+      </w:r>
+      <w:r>
+        <w:rPr>
+          <w:rStyle w:val="NormalTok"/>
+        </w:rPr>
+        <w:t xml:space="preserve">    </w:t>
+      </w:r>
+      <w:r>
+        <w:rPr>
+          <w:rStyle w:val="BuiltInTok"/>
+        </w:rPr>
+        <w:t xml:space="preserve">print</w:t>
+      </w:r>
+      <w:r>
+        <w:rPr>
+          <w:rStyle w:val="NormalTok"/>
+        </w:rPr>
+        <w:t xml:space="preserve">(</w:t>
+      </w:r>
+      <w:r>
+        <w:rPr>
+          <w:rStyle w:val="SpecialStringTok"/>
+        </w:rPr>
+        <w:t xml:space="preserve">f"Itération numéro </w:t>
+      </w:r>
+      <w:r>
+        <w:rPr>
+          <w:rStyle w:val="SpecialCharTok"/>
+        </w:rPr>
+        <w:t xml:space="preserve">{</w:t>
+      </w:r>
+      <w:r>
+        <w:rPr>
+          <w:rStyle w:val="NormalTok"/>
+        </w:rPr>
+        <w:t xml:space="preserve">i</w:t>
+      </w:r>
+      <w:r>
+        <w:rPr>
+          <w:rStyle w:val="SpecialCharTok"/>
+        </w:rPr>
+        <w:t xml:space="preserve">}</w:t>
+      </w:r>
+      <w:r>
+        <w:rPr>
+          <w:rStyle w:val="SpecialStringTok"/>
+        </w:rPr>
+        <w:t xml:space="preserve">"</w:t>
+      </w:r>
+      <w:r>
+        <w:rPr>
+          <w:rStyle w:val="NormalTok"/>
+        </w:rPr>
+        <w:t xml:space="preserve">)</w:t>
+      </w:r>
+    </w:p>
+    <w:p>
+      <w:pPr>
+        <w:pStyle w:val="BlockText"/>
+      </w:pPr>
+      <w:r>
+        <w:t xml:space="preserve">💡 La fonction</w:t>
+      </w:r>
+      <w:r>
+        <w:t xml:space="preserve"> </w:t>
+      </w:r>
+      <w:r>
+        <w:rPr>
+          <w:rStyle w:val="VerbatimChar"/>
+        </w:rPr>
+        <w:t xml:space="preserve">range(debut, fin, pas)</w:t>
+      </w:r>
+      <w:r>
+        <w:t xml:space="preserve"> </w:t>
+      </w:r>
+      <w:r>
+        <w:t xml:space="preserve">accepte des arguments optionnels pour démarrer à un autre indice ou parcourir les éléments par pas spécifiques.</w:t>
+      </w:r>
+    </w:p>
+    <w:p>
+      <w:r>
+        <w:pict>
+          <v:rect style="width:0;height:1.5pt" o:hralign="center" o:hrstd="t" o:hr="t"/>
+        </w:pict>
+      </w:r>
+    </w:p>
+    <w:bookmarkEnd w:id="24"/>
+    <w:bookmarkStart w:id="25" w:name="boucles---avec-zip"/>
+    <w:p>
+      <w:pPr>
+        <w:pStyle w:val="Heading2"/>
+      </w:pPr>
+      <w:r>
+        <w:t xml:space="preserve">Boucles - avec zip</w:t>
+      </w:r>
+    </w:p>
+    <w:p>
+      <w:pPr>
+        <w:pStyle w:val="FirstParagraph"/>
+      </w:pPr>
+      <w:r>
+        <w:t xml:space="preserve">La fonction</w:t>
+      </w:r>
+      <w:r>
+        <w:t xml:space="preserve"> </w:t>
+      </w:r>
+      <w:r>
+        <w:rPr>
+          <w:rStyle w:val="VerbatimChar"/>
+        </w:rPr>
+        <w:t xml:space="preserve">zip()</w:t>
+      </w:r>
+      <w:r>
+        <w:t xml:space="preserve"> </w:t>
+      </w:r>
+      <w:r>
+        <w:t xml:space="preserve">permet de parcourir simultanément plusieurs collections en assemblant leurs éléments sous forme de tuples, ce qui simplifie le traitement croisé de données.</w:t>
+      </w:r>
+    </w:p>
+    <w:p>
+      <w:pPr>
+        <w:pStyle w:val="SourceCode"/>
+      </w:pPr>
+      <w:r>
+        <w:rPr>
+          <w:rStyle w:val="CommentTok"/>
+        </w:rPr>
+        <w:t xml:space="preserve"># Itération conjointe sur deux listes</w:t>
+      </w:r>
+      <w:r>
+        <w:br/>
+      </w:r>
+      <w:r>
+        <w:rPr>
+          <w:rStyle w:val="NormalTok"/>
+        </w:rPr>
+        <w:t xml:space="preserve">noms </w:t>
+      </w:r>
+      <w:r>
+        <w:rPr>
+          <w:rStyle w:val="OperatorTok"/>
+        </w:rPr>
+        <w:t xml:space="preserve">=</w:t>
+      </w:r>
+      <w:r>
+        <w:rPr>
+          <w:rStyle w:val="NormalTok"/>
+        </w:rPr>
+        <w:t xml:space="preserve"> [</w:t>
+      </w:r>
+      <w:r>
+        <w:rPr>
+          <w:rStyle w:val="StringTok"/>
+        </w:rPr>
+        <w:t xml:space="preserve">"Alice"</w:t>
+      </w:r>
+      <w:r>
+        <w:rPr>
+          <w:rStyle w:val="NormalTok"/>
+        </w:rPr>
+        <w:t xml:space="preserve">, </w:t>
+      </w:r>
+      <w:r>
+        <w:rPr>
+          <w:rStyle w:val="StringTok"/>
+        </w:rPr>
+        <w:t xml:space="preserve">"Bob"</w:t>
+      </w:r>
+      <w:r>
+        <w:rPr>
+          <w:rStyle w:val="NormalTok"/>
+        </w:rPr>
+        <w:t xml:space="preserve">]</w:t>
+      </w:r>
+      <w:r>
+        <w:br/>
+      </w:r>
+      <w:r>
+        <w:rPr>
+          <w:rStyle w:val="NormalTok"/>
+        </w:rPr>
+        <w:t xml:space="preserve">scores </w:t>
+      </w:r>
+      <w:r>
+        <w:rPr>
+          <w:rStyle w:val="OperatorTok"/>
+        </w:rPr>
+        <w:t xml:space="preserve">=</w:t>
+      </w:r>
+      <w:r>
+        <w:rPr>
+          <w:rStyle w:val="NormalTok"/>
+        </w:rPr>
+        <w:t xml:space="preserve"> [</w:t>
+      </w:r>
+      <w:r>
+        <w:rPr>
+          <w:rStyle w:val="DecValTok"/>
+        </w:rPr>
+        <w:t xml:space="preserve">85</w:t>
+      </w:r>
+      <w:r>
+        <w:rPr>
+          <w:rStyle w:val="NormalTok"/>
+        </w:rPr>
+        <w:t xml:space="preserve">, </w:t>
+      </w:r>
+      <w:r>
+        <w:rPr>
+          <w:rStyle w:val="DecValTok"/>
+        </w:rPr>
+        <w:t xml:space="preserve">92</w:t>
+      </w:r>
+      <w:r>
+        <w:rPr>
+          <w:rStyle w:val="NormalTok"/>
+        </w:rPr>
+        <w:t xml:space="preserve">]</w:t>
+      </w:r>
+      <w:r>
+        <w:br/>
+      </w:r>
+      <w:r>
+        <w:rPr>
+          <w:rStyle w:val="ControlFlowTok"/>
+        </w:rPr>
+        <w:t xml:space="preserve">for</w:t>
+      </w:r>
+      <w:r>
+        <w:rPr>
+          <w:rStyle w:val="NormalTok"/>
+        </w:rPr>
+        <w:t xml:space="preserve"> nom, score </w:t>
+      </w:r>
+      <w:r>
+        <w:rPr>
+          <w:rStyle w:val="KeywordTok"/>
+        </w:rPr>
+        <w:t xml:space="preserve">in</w:t>
+      </w:r>
+      <w:r>
+        <w:rPr>
+          <w:rStyle w:val="NormalTok"/>
+        </w:rPr>
+        <w:t xml:space="preserve"> </w:t>
+      </w:r>
+      <w:r>
+        <w:rPr>
+          <w:rStyle w:val="BuiltInTok"/>
+        </w:rPr>
+        <w:t xml:space="preserve">zip</w:t>
+      </w:r>
+      <w:r>
+        <w:rPr>
+          <w:rStyle w:val="NormalTok"/>
+        </w:rPr>
+        <w:t xml:space="preserve">(noms, scores):</w:t>
+      </w:r>
+      <w:r>
+        <w:br/>
+      </w:r>
+      <w:r>
+        <w:rPr>
+          <w:rStyle w:val="NormalTok"/>
+        </w:rPr>
+        <w:t xml:space="preserve">    </w:t>
+      </w:r>
+      <w:r>
+        <w:rPr>
+          <w:rStyle w:val="BuiltInTok"/>
+        </w:rPr>
+        <w:t xml:space="preserve">print</w:t>
+      </w:r>
+      <w:r>
+        <w:rPr>
+          <w:rStyle w:val="NormalTok"/>
+        </w:rPr>
+        <w:t xml:space="preserve">(</w:t>
+      </w:r>
+      <w:r>
+        <w:rPr>
+          <w:rStyle w:val="SpecialStringTok"/>
+        </w:rPr>
+        <w:t xml:space="preserve">f"</w:t>
+      </w:r>
+      <w:r>
+        <w:rPr>
+          <w:rStyle w:val="SpecialCharTok"/>
+        </w:rPr>
+        <w:t xml:space="preserve">{</w:t>
+      </w:r>
+      <w:r>
+        <w:rPr>
+          <w:rStyle w:val="NormalTok"/>
+        </w:rPr>
+        <w:t xml:space="preserve">nom</w:t>
+      </w:r>
+      <w:r>
+        <w:rPr>
+          <w:rStyle w:val="SpecialCharTok"/>
+        </w:rPr>
+        <w:t xml:space="preserve">}</w:t>
+      </w:r>
+      <w:r>
+        <w:rPr>
+          <w:rStyle w:val="SpecialStringTok"/>
+        </w:rPr>
+        <w:t xml:space="preserve"> a obtenu </w:t>
+      </w:r>
+      <w:r>
+        <w:rPr>
+          <w:rStyle w:val="SpecialCharTok"/>
+        </w:rPr>
+        <w:t xml:space="preserve">{</w:t>
+      </w:r>
+      <w:r>
+        <w:rPr>
+          <w:rStyle w:val="NormalTok"/>
+        </w:rPr>
+        <w:t xml:space="preserve">score</w:t>
+      </w:r>
+      <w:r>
+        <w:rPr>
+          <w:rStyle w:val="SpecialCharTok"/>
+        </w:rPr>
+        <w:t xml:space="preserve">}</w:t>
+      </w:r>
+      <w:r>
+        <w:rPr>
+          <w:rStyle w:val="SpecialStringTok"/>
+        </w:rPr>
+        <w:t xml:space="preserve"> points"</w:t>
+      </w:r>
+      <w:r>
+        <w:rPr>
+          <w:rStyle w:val="NormalTok"/>
+        </w:rPr>
+        <w:t xml:space="preserve">)</w:t>
+      </w:r>
+    </w:p>
+    <w:p>
+      <w:pPr>
+        <w:pStyle w:val="BlockText"/>
+      </w:pPr>
+      <w:r>
+        <w:t xml:space="preserve">💡 Si les collections passées à</w:t>
+      </w:r>
+      <w:r>
+        <w:t xml:space="preserve"> </w:t>
+      </w:r>
+      <w:r>
+        <w:rPr>
+          <w:rStyle w:val="VerbatimChar"/>
+        </w:rPr>
+        <w:t xml:space="preserve">zip()</w:t>
+      </w:r>
+      <w:r>
+        <w:t xml:space="preserve"> </w:t>
+      </w:r>
+      <w:r>
+        <w:t xml:space="preserve">n’ont pas la même longueur, l’itération s’arrête automatiquement dès que la plus courte est épuisée.</w:t>
+      </w:r>
+    </w:p>
+    <w:p>
+      <w:r>
+        <w:pict>
+          <v:rect style="width:0;height:1.5pt" o:hralign="center" o:hrstd="t" o:hr="t"/>
+        </w:pict>
+      </w:r>
+    </w:p>
+    <w:bookmarkEnd w:id="25"/>
+    <w:bookmarkStart w:id="26" w:name="X203a48f5a9a6f60a9b51c79c8e25ba7556a5a41"/>
+    <w:p>
+      <w:pPr>
+        <w:pStyle w:val="Heading2"/>
+      </w:pPr>
+      <w:r>
+        <w:t xml:space="preserve">Boucles - avec items() pour les dictionnaires</w:t>
+      </w:r>
+    </w:p>
+    <w:p>
+      <w:pPr>
+        <w:pStyle w:val="FirstParagraph"/>
+      </w:pPr>
+      <w:r>
+        <w:t xml:space="preserve">La méthode</w:t>
+      </w:r>
+      <w:r>
+        <w:t xml:space="preserve"> </w:t>
+      </w:r>
+      <w:r>
+        <w:rPr>
+          <w:rStyle w:val="VerbatimChar"/>
+        </w:rPr>
+        <w:t xml:space="preserve">.items()</w:t>
+      </w:r>
+      <w:r>
+        <w:t xml:space="preserve"> </w:t>
+      </w:r>
+      <w:r>
+        <w:t xml:space="preserve">permet de parcourir à la fois les clés et les valeurs d’un dictionnaire lors d’une même boucle</w:t>
+      </w:r>
+      <w:r>
+        <w:t xml:space="preserve"> </w:t>
+      </w:r>
+      <w:r>
+        <w:rPr>
+          <w:rStyle w:val="VerbatimChar"/>
+        </w:rPr>
+        <w:t xml:space="preserve">for</w:t>
+      </w:r>
+      <w:r>
+        <w:t xml:space="preserve">, optimisant la lecture des données structurées.</w:t>
+      </w:r>
+    </w:p>
+    <w:p>
+      <w:pPr>
+        <w:pStyle w:val="SourceCode"/>
+      </w:pPr>
+      <w:r>
+        <w:rPr>
+          <w:rStyle w:val="CommentTok"/>
+        </w:rPr>
+        <w:t xml:space="preserve"># Parcours des clés et valeurs d'un dictionnaire</w:t>
+      </w:r>
+      <w:r>
+        <w:br/>
+      </w:r>
+      <w:r>
+        <w:rPr>
+          <w:rStyle w:val="NormalTok"/>
+        </w:rPr>
+        <w:t xml:space="preserve">parametres </w:t>
+      </w:r>
+      <w:r>
+        <w:rPr>
+          <w:rStyle w:val="OperatorTok"/>
+        </w:rPr>
+        <w:t xml:space="preserve">=</w:t>
+      </w:r>
+      <w:r>
+        <w:rPr>
+          <w:rStyle w:val="NormalTok"/>
+        </w:rPr>
+        <w:t xml:space="preserve"> {</w:t>
+      </w:r>
+      <w:r>
+        <w:rPr>
+          <w:rStyle w:val="StringTok"/>
+        </w:rPr>
+        <w:t xml:space="preserve">"theme"</w:t>
+      </w:r>
+      <w:r>
+        <w:rPr>
+          <w:rStyle w:val="NormalTok"/>
+        </w:rPr>
+        <w:t xml:space="preserve">: </w:t>
+      </w:r>
+      <w:r>
+        <w:rPr>
+          <w:rStyle w:val="StringTok"/>
+        </w:rPr>
+        <w:t xml:space="preserve">"sombre"</w:t>
+      </w:r>
+      <w:r>
+        <w:rPr>
+          <w:rStyle w:val="NormalTok"/>
+        </w:rPr>
+        <w:t xml:space="preserve">, </w:t>
+      </w:r>
+      <w:r>
+        <w:rPr>
+          <w:rStyle w:val="StringTok"/>
+        </w:rPr>
+        <w:t xml:space="preserve">"volume"</w:t>
+      </w:r>
+      <w:r>
+        <w:rPr>
+          <w:rStyle w:val="NormalTok"/>
+        </w:rPr>
+        <w:t xml:space="preserve">: </w:t>
+      </w:r>
+      <w:r>
+        <w:rPr>
+          <w:rStyle w:val="DecValTok"/>
+        </w:rPr>
+        <w:t xml:space="preserve">80</w:t>
+      </w:r>
+      <w:r>
+        <w:rPr>
+          <w:rStyle w:val="NormalTok"/>
+        </w:rPr>
+        <w:t xml:space="preserve">}</w:t>
+      </w:r>
+      <w:r>
+        <w:br/>
+      </w:r>
+      <w:r>
+        <w:rPr>
+          <w:rStyle w:val="ControlFlowTok"/>
+        </w:rPr>
+        <w:t xml:space="preserve">for</w:t>
+      </w:r>
+      <w:r>
+        <w:rPr>
+          <w:rStyle w:val="NormalTok"/>
+        </w:rPr>
+        <w:t xml:space="preserve"> cle, valeur </w:t>
+      </w:r>
+      <w:r>
+        <w:rPr>
+          <w:rStyle w:val="KeywordTok"/>
+        </w:rPr>
+        <w:t xml:space="preserve">in</w:t>
+      </w:r>
+      <w:r>
+        <w:rPr>
+          <w:rStyle w:val="NormalTok"/>
+        </w:rPr>
+        <w:t xml:space="preserve"> parametres.items():</w:t>
+      </w:r>
+      <w:r>
+        <w:br/>
+      </w:r>
+      <w:r>
+        <w:rPr>
+          <w:rStyle w:val="NormalTok"/>
+        </w:rPr>
+        <w:t xml:space="preserve">    </w:t>
+      </w:r>
+      <w:r>
+        <w:rPr>
+          <w:rStyle w:val="BuiltInTok"/>
+        </w:rPr>
+        <w:t xml:space="preserve">print</w:t>
+      </w:r>
+      <w:r>
+        <w:rPr>
+          <w:rStyle w:val="NormalTok"/>
+        </w:rPr>
+        <w:t xml:space="preserve">(</w:t>
+      </w:r>
+      <w:r>
+        <w:rPr>
+          <w:rStyle w:val="SpecialStringTok"/>
+        </w:rPr>
+        <w:t xml:space="preserve">f"</w:t>
+      </w:r>
+      <w:r>
+        <w:rPr>
+          <w:rStyle w:val="SpecialCharTok"/>
+        </w:rPr>
+        <w:t xml:space="preserve">{</w:t>
+      </w:r>
+      <w:r>
+        <w:rPr>
+          <w:rStyle w:val="NormalTok"/>
+        </w:rPr>
+        <w:t xml:space="preserve">cle</w:t>
+      </w:r>
+      <w:r>
+        <w:rPr>
+          <w:rStyle w:val="SpecialCharTok"/>
+        </w:rPr>
+        <w:t xml:space="preserve">}</w:t>
+      </w:r>
+      <w:r>
+        <w:rPr>
+          <w:rStyle w:val="SpecialStringTok"/>
+        </w:rPr>
+        <w:t xml:space="preserve"> : </w:t>
+      </w:r>
+      <w:r>
+        <w:rPr>
+          <w:rStyle w:val="SpecialCharTok"/>
+        </w:rPr>
+        <w:t xml:space="preserve">{</w:t>
+      </w:r>
+      <w:r>
+        <w:rPr>
+          <w:rStyle w:val="NormalTok"/>
+        </w:rPr>
+        <w:t xml:space="preserve">valeur</w:t>
+      </w:r>
+      <w:r>
+        <w:rPr>
+          <w:rStyle w:val="SpecialCharTok"/>
+        </w:rPr>
+        <w:t xml:space="preserve">}</w:t>
+      </w:r>
+      <w:r>
+        <w:rPr>
+          <w:rStyle w:val="SpecialStringTok"/>
+        </w:rPr>
+        <w:t xml:space="preserve">"</w:t>
+      </w:r>
+      <w:r>
+        <w:rPr>
+          <w:rStyle w:val="NormalTok"/>
+        </w:rPr>
+        <w:t xml:space="preserve">)</w:t>
+      </w:r>
+    </w:p>
+    <w:p>
+      <w:pPr>
+        <w:pStyle w:val="BlockText"/>
+      </w:pPr>
+      <w:r>
+        <w:t xml:space="preserve">💡 Utilisez</w:t>
+      </w:r>
+      <w:r>
+        <w:t xml:space="preserve"> </w:t>
+      </w:r>
+      <w:r>
+        <w:rPr>
+          <w:rStyle w:val="VerbatimChar"/>
+        </w:rPr>
+        <w:t xml:space="preserve">.items()</w:t>
+      </w:r>
+      <w:r>
+        <w:t xml:space="preserve"> </w:t>
+      </w:r>
+      <w:r>
+        <w:t xml:space="preserve">dès que vous avez besoin de manipuler simultanément la clé et sa valeur associée pour éviter des appels d’accès superflus.</w:t>
+      </w:r>
+    </w:p>
+    <w:p>
+      <w:r>
+        <w:pict>
+          <v:rect style="width:0;height:1.5pt" o:hralign="center" o:hrstd="t" o:hr="t"/>
+        </w:pict>
+      </w:r>
+    </w:p>
+    <w:bookmarkEnd w:id="26"/>
+    <w:bookmarkStart w:id="27" w:name="exemple-de-synthèse"/>
+    <w:p>
+      <w:pPr>
+        <w:pStyle w:val="Heading2"/>
+      </w:pPr>
+      <w:r>
         <w:t xml:space="preserve">Exemple de synthèse</w:t>
       </w:r>
     </w:p>
@@ -1095,21 +1889,156 @@
       </w:pPr>
       <w:r>
         <w:rPr>
-          <w:rStyle w:val="ImportTok"/>
-        </w:rPr>
-        <w:t xml:space="preserve">from</w:t>
-      </w:r>
-      <w:r>
-        <w:rPr>
-          <w:rStyle w:val="NormalTok"/>
-        </w:rPr>
-        <w:t xml:space="preserve"> functools </w:t>
-      </w:r>
-      <w:r>
-        <w:rPr>
-          <w:rStyle w:val="ImportTok"/>
-        </w:rPr>
-        <w:t xml:space="preserve">import</w:t>
+          <w:rStyle w:val="CommentTok"/>
+        </w:rPr>
+        <w:t xml:space="preserve"># Programme complet combinant conditions, boucles, range, zip et items</w:t>
+      </w:r>
+      <w:r>
+        <w:br/>
+      </w:r>
+      <w:r>
+        <w:rPr>
+          <w:rStyle w:val="NormalTok"/>
+        </w:rPr>
+        <w:t xml:space="preserve">utilisateurs </w:t>
+      </w:r>
+      <w:r>
+        <w:rPr>
+          <w:rStyle w:val="OperatorTok"/>
+        </w:rPr>
+        <w:t xml:space="preserve">=</w:t>
+      </w:r>
+      <w:r>
+        <w:rPr>
+          <w:rStyle w:val="NormalTok"/>
+        </w:rPr>
+        <w:t xml:space="preserve"> [</w:t>
+      </w:r>
+      <w:r>
+        <w:rPr>
+          <w:rStyle w:val="StringTok"/>
+        </w:rPr>
+        <w:t xml:space="preserve">"Alice"</w:t>
+      </w:r>
+      <w:r>
+        <w:rPr>
+          <w:rStyle w:val="NormalTok"/>
+        </w:rPr>
+        <w:t xml:space="preserve">, </w:t>
+      </w:r>
+      <w:r>
+        <w:rPr>
+          <w:rStyle w:val="StringTok"/>
+        </w:rPr>
+        <w:t xml:space="preserve">"Bob"</w:t>
+      </w:r>
+      <w:r>
+        <w:rPr>
+          <w:rStyle w:val="NormalTok"/>
+        </w:rPr>
+        <w:t xml:space="preserve">, </w:t>
+      </w:r>
+      <w:r>
+        <w:rPr>
+          <w:rStyle w:val="StringTok"/>
+        </w:rPr>
+        <w:t xml:space="preserve">"Charlie"</w:t>
+      </w:r>
+      <w:r>
+        <w:rPr>
+          <w:rStyle w:val="NormalTok"/>
+        </w:rPr>
+        <w:t xml:space="preserve">]</w:t>
+      </w:r>
+      <w:r>
+        <w:br/>
+      </w:r>
+      <w:r>
+        <w:rPr>
+          <w:rStyle w:val="NormalTok"/>
+        </w:rPr>
+        <w:t xml:space="preserve">points </w:t>
+      </w:r>
+      <w:r>
+        <w:rPr>
+          <w:rStyle w:val="OperatorTok"/>
+        </w:rPr>
+        <w:t xml:space="preserve">=</w:t>
+      </w:r>
+      <w:r>
+        <w:rPr>
+          <w:rStyle w:val="NormalTok"/>
+        </w:rPr>
+        <w:t xml:space="preserve"> [</w:t>
+      </w:r>
+      <w:r>
+        <w:rPr>
+          <w:rStyle w:val="DecValTok"/>
+        </w:rPr>
+        <w:t xml:space="preserve">45</w:t>
+      </w:r>
+      <w:r>
+        <w:rPr>
+          <w:rStyle w:val="NormalTok"/>
+        </w:rPr>
+        <w:t xml:space="preserve">, </w:t>
+      </w:r>
+      <w:r>
+        <w:rPr>
+          <w:rStyle w:val="DecValTok"/>
+        </w:rPr>
+        <w:t xml:space="preserve">60</w:t>
+      </w:r>
+      <w:r>
+        <w:rPr>
+          <w:rStyle w:val="NormalTok"/>
+        </w:rPr>
+        <w:t xml:space="preserve">, </w:t>
+      </w:r>
+      <w:r>
+        <w:rPr>
+          <w:rStyle w:val="DecValTok"/>
+        </w:rPr>
+        <w:t xml:space="preserve">30</w:t>
+      </w:r>
+      <w:r>
+        <w:rPr>
+          <w:rStyle w:val="NormalTok"/>
+        </w:rPr>
+        <w:t xml:space="preserve">]</w:t>
+      </w:r>
+      <w:r>
+        <w:br/>
+      </w:r>
+      <w:r>
+        <w:br/>
+      </w:r>
+      <w:r>
+        <w:rPr>
+          <w:rStyle w:val="CommentTok"/>
+        </w:rPr>
+        <w:t xml:space="preserve"># 1. Boucle avec range pour un affichage numéroté</w:t>
+      </w:r>
+      <w:r>
+        <w:br/>
+      </w:r>
+      <w:r>
+        <w:rPr>
+          <w:rStyle w:val="ControlFlowTok"/>
+        </w:rPr>
+        <w:t xml:space="preserve">for</w:t>
+      </w:r>
+      <w:r>
+        <w:rPr>
+          <w:rStyle w:val="NormalTok"/>
+        </w:rPr>
+        <w:t xml:space="preserve"> i </w:t>
+      </w:r>
+      <w:r>
+        <w:rPr>
+          <w:rStyle w:val="KeywordTok"/>
+        </w:rPr>
+        <w:t xml:space="preserve">in</w:t>
       </w:r>
       <w:r>
         <w:rPr>
@@ -1121,7 +2050,100 @@
         <w:rPr>
           <w:rStyle w:val="BuiltInTok"/>
         </w:rPr>
-        <w:t xml:space="preserve">reduce</w:t>
+        <w:t xml:space="preserve">range</w:t>
+      </w:r>
+      <w:r>
+        <w:rPr>
+          <w:rStyle w:val="NormalTok"/>
+        </w:rPr>
+        <w:t xml:space="preserve">(</w:t>
+      </w:r>
+      <w:r>
+        <w:rPr>
+          <w:rStyle w:val="BuiltInTok"/>
+        </w:rPr>
+        <w:t xml:space="preserve">len</w:t>
+      </w:r>
+      <w:r>
+        <w:rPr>
+          <w:rStyle w:val="NormalTok"/>
+        </w:rPr>
+        <w:t xml:space="preserve">(utilisateurs)):</w:t>
+      </w:r>
+      <w:r>
+        <w:br/>
+      </w:r>
+      <w:r>
+        <w:rPr>
+          <w:rStyle w:val="NormalTok"/>
+        </w:rPr>
+        <w:t xml:space="preserve">    </w:t>
+      </w:r>
+      <w:r>
+        <w:rPr>
+          <w:rStyle w:val="BuiltInTok"/>
+        </w:rPr>
+        <w:t xml:space="preserve">print</w:t>
+      </w:r>
+      <w:r>
+        <w:rPr>
+          <w:rStyle w:val="NormalTok"/>
+        </w:rPr>
+        <w:t xml:space="preserve">(</w:t>
+      </w:r>
+      <w:r>
+        <w:rPr>
+          <w:rStyle w:val="SpecialStringTok"/>
+        </w:rPr>
+        <w:t xml:space="preserve">f"Rang </w:t>
+      </w:r>
+      <w:r>
+        <w:rPr>
+          <w:rStyle w:val="SpecialCharTok"/>
+        </w:rPr>
+        <w:t xml:space="preserve">{</w:t>
+      </w:r>
+      <w:r>
+        <w:rPr>
+          <w:rStyle w:val="NormalTok"/>
+        </w:rPr>
+        <w:t xml:space="preserve">i </w:t>
+      </w:r>
+      <w:r>
+        <w:rPr>
+          <w:rStyle w:val="OperatorTok"/>
+        </w:rPr>
+        <w:t xml:space="preserve">+</w:t>
+      </w:r>
+      <w:r>
+        <w:rPr>
+          <w:rStyle w:val="NormalTok"/>
+        </w:rPr>
+        <w:t xml:space="preserve"> </w:t>
+      </w:r>
+      <w:r>
+        <w:rPr>
+          <w:rStyle w:val="DecValTok"/>
+        </w:rPr>
+        <w:t xml:space="preserve">1</w:t>
+      </w:r>
+      <w:r>
+        <w:rPr>
+          <w:rStyle w:val="SpecialCharTok"/>
+        </w:rPr>
+        <w:t xml:space="preserve">}</w:t>
+      </w:r>
+      <w:r>
+        <w:rPr>
+          <w:rStyle w:val="SpecialStringTok"/>
+        </w:rPr>
+        <w:t xml:space="preserve">"</w:t>
+      </w:r>
+      <w:r>
+        <w:rPr>
+          <w:rStyle w:val="NormalTok"/>
+        </w:rPr>
+        <w:t xml:space="preserve">)</w:t>
       </w:r>
       <w:r>
         <w:br/>
@@ -1133,34 +2155,337 @@
         <w:rPr>
           <w:rStyle w:val="CommentTok"/>
         </w:rPr>
-        <w:t xml:space="preserve"># Programme complet combinant lambda, filter, map et reduce sur une masse de données</w:t>
-      </w:r>
-      <w:r>
-        <w:br/>
-      </w:r>
-      <w:r>
-        <w:rPr>
-          <w:rStyle w:val="NormalTok"/>
-        </w:rPr>
-        <w:t xml:space="preserve">prix_articles </w:t>
+        <w:t xml:space="preserve"># 2. Boucle avec zip pour associer utilisateurs et scores</w:t>
+      </w:r>
+      <w:r>
+        <w:br/>
+      </w:r>
+      <w:r>
+        <w:rPr>
+          <w:rStyle w:val="ControlFlowTok"/>
+        </w:rPr>
+        <w:t xml:space="preserve">for</w:t>
+      </w:r>
+      <w:r>
+        <w:rPr>
+          <w:rStyle w:val="NormalTok"/>
+        </w:rPr>
+        <w:t xml:space="preserve"> user, score </w:t>
+      </w:r>
+      <w:r>
+        <w:rPr>
+          <w:rStyle w:val="KeywordTok"/>
+        </w:rPr>
+        <w:t xml:space="preserve">in</w:t>
+      </w:r>
+      <w:r>
+        <w:rPr>
+          <w:rStyle w:val="NormalTok"/>
+        </w:rPr>
+        <w:t xml:space="preserve"> </w:t>
+      </w:r>
+      <w:r>
+        <w:rPr>
+          <w:rStyle w:val="BuiltInTok"/>
+        </w:rPr>
+        <w:t xml:space="preserve">zip</w:t>
+      </w:r>
+      <w:r>
+        <w:rPr>
+          <w:rStyle w:val="NormalTok"/>
+        </w:rPr>
+        <w:t xml:space="preserve">(utilisateurs, points):</w:t>
+      </w:r>
+      <w:r>
+        <w:br/>
+      </w:r>
+      <w:r>
+        <w:rPr>
+          <w:rStyle w:val="NormalTok"/>
+        </w:rPr>
+        <w:t xml:space="preserve">    </w:t>
+      </w:r>
+      <w:r>
+        <w:rPr>
+          <w:rStyle w:val="CommentTok"/>
+        </w:rPr>
+        <w:t xml:space="preserve"># 3. Structure conditionnelle classique</w:t>
+      </w:r>
+      <w:r>
+        <w:br/>
+      </w:r>
+      <w:r>
+        <w:rPr>
+          <w:rStyle w:val="NormalTok"/>
+        </w:rPr>
+        <w:t xml:space="preserve">    </w:t>
+      </w:r>
+      <w:r>
+        <w:rPr>
+          <w:rStyle w:val="ControlFlowTok"/>
+        </w:rPr>
+        <w:t xml:space="preserve">if</w:t>
+      </w:r>
+      <w:r>
+        <w:rPr>
+          <w:rStyle w:val="NormalTok"/>
+        </w:rPr>
+        <w:t xml:space="preserve"> score </w:t>
       </w:r>
       <w:r>
         <w:rPr>
           <w:rStyle w:val="OperatorTok"/>
         </w:rPr>
+        <w:t xml:space="preserve">&gt;=</w:t>
+      </w:r>
+      <w:r>
+        <w:rPr>
+          <w:rStyle w:val="NormalTok"/>
+        </w:rPr>
+        <w:t xml:space="preserve"> </w:t>
+      </w:r>
+      <w:r>
+        <w:rPr>
+          <w:rStyle w:val="DecValTok"/>
+        </w:rPr>
+        <w:t xml:space="preserve">50</w:t>
+      </w:r>
+      <w:r>
+        <w:rPr>
+          <w:rStyle w:val="NormalTok"/>
+        </w:rPr>
+        <w:t xml:space="preserve">:</w:t>
+      </w:r>
+      <w:r>
+        <w:br/>
+      </w:r>
+      <w:r>
+        <w:rPr>
+          <w:rStyle w:val="NormalTok"/>
+        </w:rPr>
+        <w:t xml:space="preserve">        niveau </w:t>
+      </w:r>
+      <w:r>
+        <w:rPr>
+          <w:rStyle w:val="OperatorTok"/>
+        </w:rPr>
         <w:t xml:space="preserve">=</w:t>
       </w:r>
       <w:r>
         <w:rPr>
           <w:rStyle w:val="NormalTok"/>
         </w:rPr>
-        <w:t xml:space="preserve"> [</w:t>
-      </w:r>
-      <w:r>
-        <w:rPr>
-          <w:rStyle w:val="FloatTok"/>
-        </w:rPr>
-        <w:t xml:space="preserve">12.5</w:t>
+        <w:t xml:space="preserve"> </w:t>
+      </w:r>
+      <w:r>
+        <w:rPr>
+          <w:rStyle w:val="StringTok"/>
+        </w:rPr>
+        <w:t xml:space="preserve">"Expert"</w:t>
+      </w:r>
+      <w:r>
+        <w:br/>
+      </w:r>
+      <w:r>
+        <w:rPr>
+          <w:rStyle w:val="NormalTok"/>
+        </w:rPr>
+        <w:t xml:space="preserve">    </w:t>
+      </w:r>
+      <w:r>
+        <w:rPr>
+          <w:rStyle w:val="ControlFlowTok"/>
+        </w:rPr>
+        <w:t xml:space="preserve">else</w:t>
+      </w:r>
+      <w:r>
+        <w:rPr>
+          <w:rStyle w:val="NormalTok"/>
+        </w:rPr>
+        <w:t xml:space="preserve">:</w:t>
+      </w:r>
+      <w:r>
+        <w:br/>
+      </w:r>
+      <w:r>
+        <w:rPr>
+          <w:rStyle w:val="NormalTok"/>
+        </w:rPr>
+        <w:t xml:space="preserve">        niveau </w:t>
+      </w:r>
+      <w:r>
+        <w:rPr>
+          <w:rStyle w:val="OperatorTok"/>
+        </w:rPr>
+        <w:t xml:space="preserve">=</w:t>
+      </w:r>
+      <w:r>
+        <w:rPr>
+          <w:rStyle w:val="NormalTok"/>
+        </w:rPr>
+        <w:t xml:space="preserve"> </w:t>
+      </w:r>
+      <w:r>
+        <w:rPr>
+          <w:rStyle w:val="StringTok"/>
+        </w:rPr>
+        <w:t xml:space="preserve">"Débutant"</w:t>
+      </w:r>
+      <w:r>
+        <w:br/>
+      </w:r>
+      <w:r>
+        <w:rPr>
+          <w:rStyle w:val="NormalTok"/>
+        </w:rPr>
+        <w:t xml:space="preserve">    </w:t>
+      </w:r>
+      <w:r>
+        <w:rPr>
+          <w:rStyle w:val="BuiltInTok"/>
+        </w:rPr>
+        <w:t xml:space="preserve">print</w:t>
+      </w:r>
+      <w:r>
+        <w:rPr>
+          <w:rStyle w:val="NormalTok"/>
+        </w:rPr>
+        <w:t xml:space="preserve">(</w:t>
+      </w:r>
+      <w:r>
+        <w:rPr>
+          <w:rStyle w:val="SpecialStringTok"/>
+        </w:rPr>
+        <w:t xml:space="preserve">f"</w:t>
+      </w:r>
+      <w:r>
+        <w:rPr>
+          <w:rStyle w:val="SpecialCharTok"/>
+        </w:rPr>
+        <w:t xml:space="preserve">{</w:t>
+      </w:r>
+      <w:r>
+        <w:rPr>
+          <w:rStyle w:val="NormalTok"/>
+        </w:rPr>
+        <w:t xml:space="preserve">user</w:t>
+      </w:r>
+      <w:r>
+        <w:rPr>
+          <w:rStyle w:val="SpecialCharTok"/>
+        </w:rPr>
+        <w:t xml:space="preserve">}</w:t>
+      </w:r>
+      <w:r>
+        <w:rPr>
+          <w:rStyle w:val="SpecialStringTok"/>
+        </w:rPr>
+        <w:t xml:space="preserve"> (</w:t>
+      </w:r>
+      <w:r>
+        <w:rPr>
+          <w:rStyle w:val="SpecialCharTok"/>
+        </w:rPr>
+        <w:t xml:space="preserve">{</w:t>
+      </w:r>
+      <w:r>
+        <w:rPr>
+          <w:rStyle w:val="NormalTok"/>
+        </w:rPr>
+        <w:t xml:space="preserve">niveau</w:t>
+      </w:r>
+      <w:r>
+        <w:rPr>
+          <w:rStyle w:val="SpecialCharTok"/>
+        </w:rPr>
+        <w:t xml:space="preserve">}</w:t>
+      </w:r>
+      <w:r>
+        <w:rPr>
+          <w:rStyle w:val="SpecialStringTok"/>
+        </w:rPr>
+        <w:t xml:space="preserve">) avec </w:t>
+      </w:r>
+      <w:r>
+        <w:rPr>
+          <w:rStyle w:val="SpecialCharTok"/>
+        </w:rPr>
+        <w:t xml:space="preserve">{</w:t>
+      </w:r>
+      <w:r>
+        <w:rPr>
+          <w:rStyle w:val="NormalTok"/>
+        </w:rPr>
+        <w:t xml:space="preserve">score</w:t>
+      </w:r>
+      <w:r>
+        <w:rPr>
+          <w:rStyle w:val="SpecialCharTok"/>
+        </w:rPr>
+        <w:t xml:space="preserve">}</w:t>
+      </w:r>
+      <w:r>
+        <w:rPr>
+          <w:rStyle w:val="SpecialStringTok"/>
+        </w:rPr>
+        <w:t xml:space="preserve"> pts"</w:t>
+      </w:r>
+      <w:r>
+        <w:rPr>
+          <w:rStyle w:val="NormalTok"/>
+        </w:rPr>
+        <w:t xml:space="preserve">)</w:t>
+      </w:r>
+      <w:r>
+        <w:br/>
+      </w:r>
+      <w:r>
+        <w:br/>
+      </w:r>
+      <w:r>
+        <w:rPr>
+          <w:rStyle w:val="CommentTok"/>
+        </w:rPr>
+        <w:t xml:space="preserve"># 4. Boucle avec items() pour parcourir un dictionnaire de configuration</w:t>
+      </w:r>
+      <w:r>
+        <w:br/>
+      </w:r>
+      <w:r>
+        <w:rPr>
+          <w:rStyle w:val="NormalTok"/>
+        </w:rPr>
+        <w:t xml:space="preserve">config </w:t>
+      </w:r>
+      <w:r>
+        <w:rPr>
+          <w:rStyle w:val="OperatorTok"/>
+        </w:rPr>
+        <w:t xml:space="preserve">=</w:t>
+      </w:r>
+      <w:r>
+        <w:rPr>
+          <w:rStyle w:val="NormalTok"/>
+        </w:rPr>
+        <w:t xml:space="preserve"> {</w:t>
+      </w:r>
+      <w:r>
+        <w:rPr>
+          <w:rStyle w:val="StringTok"/>
+        </w:rPr>
+        <w:t xml:space="preserve">"mode"</w:t>
+      </w:r>
+      <w:r>
+        <w:rPr>
+          <w:rStyle w:val="NormalTok"/>
+        </w:rPr>
+        <w:t xml:space="preserve">: </w:t>
+      </w:r>
+      <w:r>
+        <w:rPr>
+          <w:rStyle w:val="StringTok"/>
+        </w:rPr>
+        <w:t xml:space="preserve">"admin"</w:t>
       </w:r>
       <w:r>
         <w:rPr>
@@ -1170,90 +2495,123 @@
       </w:r>
       <w:r>
         <w:rPr>
-          <w:rStyle w:val="FloatTok"/>
-        </w:rPr>
-        <w:t xml:space="preserve">45.0</w:t>
-      </w:r>
-      <w:r>
-        <w:rPr>
-          <w:rStyle w:val="NormalTok"/>
-        </w:rPr>
-        <w:t xml:space="preserve">, </w:t>
-      </w:r>
-      <w:r>
-        <w:rPr>
-          <w:rStyle w:val="FloatTok"/>
-        </w:rPr>
-        <w:t xml:space="preserve">8.0</w:t>
-      </w:r>
-      <w:r>
-        <w:rPr>
-          <w:rStyle w:val="NormalTok"/>
-        </w:rPr>
-        <w:t xml:space="preserve">, </w:t>
-      </w:r>
-      <w:r>
-        <w:rPr>
-          <w:rStyle w:val="FloatTok"/>
-        </w:rPr>
-        <w:t xml:space="preserve">100.0</w:t>
-      </w:r>
-      <w:r>
-        <w:rPr>
-          <w:rStyle w:val="NormalTok"/>
-        </w:rPr>
-        <w:t xml:space="preserve">, </w:t>
-      </w:r>
-      <w:r>
-        <w:rPr>
-          <w:rStyle w:val="FloatTok"/>
-        </w:rPr>
-        <w:t xml:space="preserve">32.5</w:t>
-      </w:r>
-      <w:r>
-        <w:rPr>
-          <w:rStyle w:val="NormalTok"/>
-        </w:rPr>
-        <w:t xml:space="preserve">]</w:t>
-      </w:r>
-      <w:r>
-        <w:br/>
-      </w:r>
-      <w:r>
-        <w:br/>
-      </w:r>
-      <w:r>
-        <w:rPr>
-          <w:rStyle w:val="CommentTok"/>
-        </w:rPr>
-        <w:t xml:space="preserve"># 1. Filtrer les articles dont le prix est supérieur à 15.0 via filter et lambda</w:t>
-      </w:r>
-      <w:r>
-        <w:br/>
-      </w:r>
-      <w:r>
-        <w:rPr>
-          <w:rStyle w:val="NormalTok"/>
-        </w:rPr>
-        <w:t xml:space="preserve">articles_cibles </w:t>
-      </w:r>
-      <w:r>
-        <w:rPr>
-          <w:rStyle w:val="OperatorTok"/>
-        </w:rPr>
-        <w:t xml:space="preserve">=</w:t>
-      </w:r>
-      <w:r>
-        <w:rPr>
-          <w:rStyle w:val="NormalTok"/>
-        </w:rPr>
-        <w:t xml:space="preserve"> </w:t>
+          <w:rStyle w:val="StringTok"/>
+        </w:rPr>
+        <w:t xml:space="preserve">"debug"</w:t>
+      </w:r>
+      <w:r>
+        <w:rPr>
+          <w:rStyle w:val="NormalTok"/>
+        </w:rPr>
+        <w:t xml:space="preserve">: </w:t>
+      </w:r>
+      <w:r>
+        <w:rPr>
+          <w:rStyle w:val="VariableTok"/>
+        </w:rPr>
+        <w:t xml:space="preserve">True</w:t>
+      </w:r>
+      <w:r>
+        <w:rPr>
+          <w:rStyle w:val="NormalTok"/>
+        </w:rPr>
+        <w:t xml:space="preserve">}</w:t>
+      </w:r>
+      <w:r>
+        <w:br/>
+      </w:r>
+      <w:r>
+        <w:rPr>
+          <w:rStyle w:val="ControlFlowTok"/>
+        </w:rPr>
+        <w:t xml:space="preserve">for</w:t>
+      </w:r>
+      <w:r>
+        <w:rPr>
+          <w:rStyle w:val="NormalTok"/>
+        </w:rPr>
+        <w:t xml:space="preserve"> parametre, etat </w:t>
+      </w:r>
+      <w:r>
+        <w:rPr>
+          <w:rStyle w:val="KeywordTok"/>
+        </w:rPr>
+        <w:t xml:space="preserve">in</w:t>
+      </w:r>
+      <w:r>
+        <w:rPr>
+          <w:rStyle w:val="NormalTok"/>
+        </w:rPr>
+        <w:t xml:space="preserve"> config.items():</w:t>
+      </w:r>
+      <w:r>
+        <w:br/>
+      </w:r>
+      <w:r>
+        <w:rPr>
+          <w:rStyle w:val="NormalTok"/>
+        </w:rPr>
+        <w:t xml:space="preserve">    </w:t>
+      </w:r>
+      <w:r>
+        <w:rPr>
+          <w:rStyle w:val="ControlFlowTok"/>
+        </w:rPr>
+        <w:t xml:space="preserve">match</w:t>
+      </w:r>
+      <w:r>
+        <w:rPr>
+          <w:rStyle w:val="NormalTok"/>
+        </w:rPr>
+        <w:t xml:space="preserve"> parametre:</w:t>
+      </w:r>
+      <w:r>
+        <w:br/>
+      </w:r>
+      <w:r>
+        <w:rPr>
+          <w:rStyle w:val="NormalTok"/>
+        </w:rPr>
+        <w:t xml:space="preserve">        </w:t>
+      </w:r>
+      <w:r>
+        <w:rPr>
+          <w:rStyle w:val="ControlFlowTok"/>
+        </w:rPr>
+        <w:t xml:space="preserve">case</w:t>
+      </w:r>
+      <w:r>
+        <w:rPr>
+          <w:rStyle w:val="NormalTok"/>
+        </w:rPr>
+        <w:t xml:space="preserve"> </w:t>
+      </w:r>
+      <w:r>
+        <w:rPr>
+          <w:rStyle w:val="StringTok"/>
+        </w:rPr>
+        <w:t xml:space="preserve">"mode"</w:t>
+      </w:r>
+      <w:r>
+        <w:rPr>
+          <w:rStyle w:val="NormalTok"/>
+        </w:rPr>
+        <w:t xml:space="preserve">:</w:t>
+      </w:r>
+      <w:r>
+        <w:br/>
+      </w:r>
+      <w:r>
+        <w:rPr>
+          <w:rStyle w:val="NormalTok"/>
+        </w:rPr>
+        <w:t xml:space="preserve">            </w:t>
       </w:r>
       <w:r>
         <w:rPr>
           <w:rStyle w:val="BuiltInTok"/>
         </w:rPr>
-        <w:t xml:space="preserve">list</w:t>
+        <w:t xml:space="preserve">print</w:t>
       </w:r>
       <w:r>
         <w:rPr>
@@ -1263,9 +2621,87 @@
       </w:r>
       <w:r>
         <w:rPr>
+          <w:rStyle w:val="SpecialStringTok"/>
+        </w:rPr>
+        <w:t xml:space="preserve">f"Mode actif : </w:t>
+      </w:r>
+      <w:r>
+        <w:rPr>
+          <w:rStyle w:val="SpecialCharTok"/>
+        </w:rPr>
+        <w:t xml:space="preserve">{</w:t>
+      </w:r>
+      <w:r>
+        <w:rPr>
+          <w:rStyle w:val="NormalTok"/>
+        </w:rPr>
+        <w:t xml:space="preserve">etat</w:t>
+      </w:r>
+      <w:r>
+        <w:rPr>
+          <w:rStyle w:val="SpecialCharTok"/>
+        </w:rPr>
+        <w:t xml:space="preserve">}</w:t>
+      </w:r>
+      <w:r>
+        <w:rPr>
+          <w:rStyle w:val="SpecialStringTok"/>
+        </w:rPr>
+        <w:t xml:space="preserve">"</w:t>
+      </w:r>
+      <w:r>
+        <w:rPr>
+          <w:rStyle w:val="NormalTok"/>
+        </w:rPr>
+        <w:t xml:space="preserve">)</w:t>
+      </w:r>
+      <w:r>
+        <w:br/>
+      </w:r>
+      <w:r>
+        <w:rPr>
+          <w:rStyle w:val="NormalTok"/>
+        </w:rPr>
+        <w:t xml:space="preserve">        </w:t>
+      </w:r>
+      <w:r>
+        <w:rPr>
+          <w:rStyle w:val="ControlFlowTok"/>
+        </w:rPr>
+        <w:t xml:space="preserve">case</w:t>
+      </w:r>
+      <w:r>
+        <w:rPr>
+          <w:rStyle w:val="NormalTok"/>
+        </w:rPr>
+        <w:t xml:space="preserve"> </w:t>
+      </w:r>
+      <w:r>
+        <w:rPr>
+          <w:rStyle w:val="StringTok"/>
+        </w:rPr>
+        <w:t xml:space="preserve">"debug"</w:t>
+      </w:r>
+      <w:r>
+        <w:rPr>
+          <w:rStyle w:val="NormalTok"/>
+        </w:rPr>
+        <w:t xml:space="preserve">:</w:t>
+      </w:r>
+      <w:r>
+        <w:br/>
+      </w:r>
+      <w:r>
+        <w:rPr>
+          <w:rStyle w:val="NormalTok"/>
+        </w:rPr>
+        <w:t xml:space="preserve">            </w:t>
+      </w:r>
+      <w:r>
+        <w:rPr>
           <w:rStyle w:val="BuiltInTok"/>
         </w:rPr>
-        <w:t xml:space="preserve">filter</w:t>
+        <w:t xml:space="preserve">print</w:t>
       </w:r>
       <w:r>
         <w:rPr>
@@ -1275,207 +2711,33 @@
       </w:r>
       <w:r>
         <w:rPr>
-          <w:rStyle w:val="KeywordTok"/>
-        </w:rPr>
-        <w:t xml:space="preserve">lambda</w:t>
-      </w:r>
-      <w:r>
-        <w:rPr>
-          <w:rStyle w:val="NormalTok"/>
-        </w:rPr>
-        <w:t xml:space="preserve"> p: p </w:t>
-      </w:r>
-      <w:r>
-        <w:rPr>
-          <w:rStyle w:val="OperatorTok"/>
-        </w:rPr>
-        <w:t xml:space="preserve">&gt;</w:t>
-      </w:r>
-      <w:r>
-        <w:rPr>
-          <w:rStyle w:val="NormalTok"/>
-        </w:rPr>
-        <w:t xml:space="preserve"> </w:t>
-      </w:r>
-      <w:r>
-        <w:rPr>
-          <w:rStyle w:val="FloatTok"/>
-        </w:rPr>
-        <w:t xml:space="preserve">15.0</w:t>
-      </w:r>
-      <w:r>
-        <w:rPr>
-          <w:rStyle w:val="NormalTok"/>
-        </w:rPr>
-        <w:t xml:space="preserve">, prix_articles))</w:t>
-      </w:r>
-      <w:r>
-        <w:br/>
-      </w:r>
-      <w:r>
-        <w:br/>
-      </w:r>
-      <w:r>
-        <w:rPr>
-          <w:rStyle w:val="CommentTok"/>
-        </w:rPr>
-        <w:t xml:space="preserve"># 2. Appliquer une remise de 10% sur ces articles via map et lambda</w:t>
-      </w:r>
-      <w:r>
-        <w:br/>
-      </w:r>
-      <w:r>
-        <w:rPr>
-          <w:rStyle w:val="NormalTok"/>
-        </w:rPr>
-        <w:t xml:space="preserve">prix_remises </w:t>
-      </w:r>
-      <w:r>
-        <w:rPr>
-          <w:rStyle w:val="OperatorTok"/>
-        </w:rPr>
-        <w:t xml:space="preserve">=</w:t>
-      </w:r>
-      <w:r>
-        <w:rPr>
-          <w:rStyle w:val="NormalTok"/>
-        </w:rPr>
-        <w:t xml:space="preserve"> </w:t>
-      </w:r>
-      <w:r>
-        <w:rPr>
-          <w:rStyle w:val="BuiltInTok"/>
-        </w:rPr>
-        <w:t xml:space="preserve">list</w:t>
-      </w:r>
-      <w:r>
-        <w:rPr>
-          <w:rStyle w:val="NormalTok"/>
-        </w:rPr>
-        <w:t xml:space="preserve">(</w:t>
-      </w:r>
-      <w:r>
-        <w:rPr>
-          <w:rStyle w:val="BuiltInTok"/>
-        </w:rPr>
-        <w:t xml:space="preserve">map</w:t>
-      </w:r>
-      <w:r>
-        <w:rPr>
-          <w:rStyle w:val="NormalTok"/>
-        </w:rPr>
-        <w:t xml:space="preserve">(</w:t>
-      </w:r>
-      <w:r>
-        <w:rPr>
-          <w:rStyle w:val="KeywordTok"/>
-        </w:rPr>
-        <w:t xml:space="preserve">lambda</w:t>
-      </w:r>
-      <w:r>
-        <w:rPr>
-          <w:rStyle w:val="NormalTok"/>
-        </w:rPr>
-        <w:t xml:space="preserve"> p: p </w:t>
-      </w:r>
-      <w:r>
-        <w:rPr>
-          <w:rStyle w:val="OperatorTok"/>
-        </w:rPr>
-        <w:t xml:space="preserve">*</w:t>
-      </w:r>
-      <w:r>
-        <w:rPr>
-          <w:rStyle w:val="NormalTok"/>
-        </w:rPr>
-        <w:t xml:space="preserve"> </w:t>
-      </w:r>
-      <w:r>
-        <w:rPr>
-          <w:rStyle w:val="FloatTok"/>
-        </w:rPr>
-        <w:t xml:space="preserve">0.9</w:t>
-      </w:r>
-      <w:r>
-        <w:rPr>
-          <w:rStyle w:val="NormalTok"/>
-        </w:rPr>
-        <w:t xml:space="preserve">, articles_cibles))</w:t>
-      </w:r>
-      <w:r>
-        <w:br/>
-      </w:r>
-      <w:r>
-        <w:br/>
-      </w:r>
-      <w:r>
-        <w:rPr>
-          <w:rStyle w:val="CommentTok"/>
-        </w:rPr>
-        <w:t xml:space="preserve"># 3. Calculer le montant total cumulé de ces articles via reduce et lambda</w:t>
-      </w:r>
-      <w:r>
-        <w:br/>
-      </w:r>
-      <w:r>
-        <w:rPr>
-          <w:rStyle w:val="NormalTok"/>
-        </w:rPr>
-        <w:t xml:space="preserve">montant_global </w:t>
-      </w:r>
-      <w:r>
-        <w:rPr>
-          <w:rStyle w:val="OperatorTok"/>
-        </w:rPr>
-        <w:t xml:space="preserve">=</w:t>
-      </w:r>
-      <w:r>
-        <w:rPr>
-          <w:rStyle w:val="NormalTok"/>
-        </w:rPr>
-        <w:t xml:space="preserve"> </w:t>
-      </w:r>
-      <w:r>
-        <w:rPr>
-          <w:rStyle w:val="BuiltInTok"/>
-        </w:rPr>
-        <w:t xml:space="preserve">reduce</w:t>
-      </w:r>
-      <w:r>
-        <w:rPr>
-          <w:rStyle w:val="NormalTok"/>
-        </w:rPr>
-        <w:t xml:space="preserve">(</w:t>
-      </w:r>
-      <w:r>
-        <w:rPr>
-          <w:rStyle w:val="KeywordTok"/>
-        </w:rPr>
-        <w:t xml:space="preserve">lambda</w:t>
-      </w:r>
-      <w:r>
-        <w:rPr>
-          <w:rStyle w:val="NormalTok"/>
-        </w:rPr>
-        <w:t xml:space="preserve"> total, p: total </w:t>
-      </w:r>
-      <w:r>
-        <w:rPr>
-          <w:rStyle w:val="OperatorTok"/>
-        </w:rPr>
-        <w:t xml:space="preserve">+</w:t>
-      </w:r>
-      <w:r>
-        <w:rPr>
-          <w:rStyle w:val="NormalTok"/>
-        </w:rPr>
-        <w:t xml:space="preserve"> p, prix_remises, </w:t>
-      </w:r>
-      <w:r>
-        <w:rPr>
-          <w:rStyle w:val="FloatTok"/>
-        </w:rPr>
-        <w:t xml:space="preserve">0.0</w:t>
+          <w:rStyle w:val="SpecialStringTok"/>
+        </w:rPr>
+        <w:t xml:space="preserve">f"Mode débogage activé : </w:t>
+      </w:r>
+      <w:r>
+        <w:rPr>
+          <w:rStyle w:val="SpecialCharTok"/>
+        </w:rPr>
+        <w:t xml:space="preserve">{</w:t>
+      </w:r>
+      <w:r>
+        <w:rPr>
+          <w:rStyle w:val="NormalTok"/>
+        </w:rPr>
+        <w:t xml:space="preserve">etat</w:t>
+      </w:r>
+      <w:r>
+        <w:rPr>
+          <w:rStyle w:val="SpecialCharTok"/>
+        </w:rPr>
+        <w:t xml:space="preserve">}</w:t>
+      </w:r>
+      <w:r>
+        <w:rPr>
+          <w:rStyle w:val="SpecialStringTok"/>
+        </w:rPr>
+        <w:t xml:space="preserve">"</w:t>
       </w:r>
       <w:r>
         <w:rPr>
@@ -1483,114 +2745,9 @@
         </w:rPr>
         <w:t xml:space="preserve">)</w:t>
       </w:r>
-      <w:r>
-        <w:br/>
-      </w:r>
-      <w:r>
-        <w:br/>
-      </w:r>
-      <w:r>
-        <w:rPr>
-          <w:rStyle w:val="BuiltInTok"/>
-        </w:rPr>
-        <w:t xml:space="preserve">print</w:t>
-      </w:r>
-      <w:r>
-        <w:rPr>
-          <w:rStyle w:val="NormalTok"/>
-        </w:rPr>
-        <w:t xml:space="preserve">(</w:t>
-      </w:r>
-      <w:r>
-        <w:rPr>
-          <w:rStyle w:val="SpecialStringTok"/>
-        </w:rPr>
-        <w:t xml:space="preserve">f"Articles remisés : </w:t>
-      </w:r>
-      <w:r>
-        <w:rPr>
-          <w:rStyle w:val="SpecialCharTok"/>
-        </w:rPr>
-        <w:t xml:space="preserve">{</w:t>
-      </w:r>
-      <w:r>
-        <w:rPr>
-          <w:rStyle w:val="NormalTok"/>
-        </w:rPr>
-        <w:t xml:space="preserve">prix_remises</w:t>
-      </w:r>
-      <w:r>
-        <w:rPr>
-          <w:rStyle w:val="SpecialCharTok"/>
-        </w:rPr>
-        <w:t xml:space="preserve">}</w:t>
-      </w:r>
-      <w:r>
-        <w:rPr>
-          <w:rStyle w:val="SpecialStringTok"/>
-        </w:rPr>
-        <w:t xml:space="preserve">"</w:t>
-      </w:r>
-      <w:r>
-        <w:rPr>
-          <w:rStyle w:val="NormalTok"/>
-        </w:rPr>
-        <w:t xml:space="preserve">)</w:t>
-      </w:r>
-      <w:r>
-        <w:br/>
-      </w:r>
-      <w:r>
-        <w:rPr>
-          <w:rStyle w:val="BuiltInTok"/>
-        </w:rPr>
-        <w:t xml:space="preserve">print</w:t>
-      </w:r>
-      <w:r>
-        <w:rPr>
-          <w:rStyle w:val="NormalTok"/>
-        </w:rPr>
-        <w:t xml:space="preserve">(</w:t>
-      </w:r>
-      <w:r>
-        <w:rPr>
-          <w:rStyle w:val="SpecialStringTok"/>
-        </w:rPr>
-        <w:t xml:space="preserve">f"Montant global de la commande : </w:t>
-      </w:r>
-      <w:r>
-        <w:rPr>
-          <w:rStyle w:val="SpecialCharTok"/>
-        </w:rPr>
-        <w:t xml:space="preserve">{</w:t>
-      </w:r>
-      <w:r>
-        <w:rPr>
-          <w:rStyle w:val="NormalTok"/>
-        </w:rPr>
-        <w:t xml:space="preserve">montant_global</w:t>
-      </w:r>
-      <w:r>
-        <w:rPr>
-          <w:rStyle w:val="SpecialCharTok"/>
-        </w:rPr>
-        <w:t xml:space="preserve">:.2f}</w:t>
-      </w:r>
-      <w:r>
-        <w:rPr>
-          <w:rStyle w:val="SpecialStringTok"/>
-        </w:rPr>
-        <w:t xml:space="preserve"> €"</w:t>
-      </w:r>
-      <w:r>
-        <w:rPr>
-          <w:rStyle w:val="NormalTok"/>
-        </w:rPr>
-        <w:t xml:space="preserve">)</w:t>
-      </w:r>
-    </w:p>
-    <w:bookmarkEnd w:id="24"/>
-    <w:bookmarkStart w:id="25" w:name="exercices"/>
+    </w:p>
+    <w:bookmarkEnd w:id="27"/>
+    <w:bookmarkStart w:id="28" w:name="exercices"/>
     <w:p>
       <w:pPr>
         <w:pStyle w:val="Heading2"/>
@@ -1618,7 +2775,7 @@
         <w:t xml:space="preserve"> </w:t>
       </w:r>
       <w:r>
-        <w:t xml:space="preserve">Utilisez la fonction</w:t>
+        <w:t xml:space="preserve">Écrivez un script utilisant une boucle</w:t>
       </w:r>
       <w:r>
         <w:t xml:space="preserve"> </w:t>
@@ -1627,13 +2784,13 @@
         <w:rPr>
           <w:rStyle w:val="VerbatimChar"/>
         </w:rPr>
-        <w:t xml:space="preserve">filter()</w:t>
-      </w:r>
-      <w:r>
-        <w:t xml:space="preserve"> </w:t>
-      </w:r>
-      <w:r>
-        <w:t xml:space="preserve">associée à une expression</w:t>
+        <w:t xml:space="preserve">for</w:t>
+      </w:r>
+      <w:r>
+        <w:t xml:space="preserve"> </w:t>
+      </w:r>
+      <w:r>
+        <w:t xml:space="preserve">et</w:t>
       </w:r>
       <w:r>
         <w:t xml:space="preserve"> </w:t>
@@ -1642,13 +2799,13 @@
         <w:rPr>
           <w:rStyle w:val="VerbatimChar"/>
         </w:rPr>
-        <w:t xml:space="preserve">lambda</w:t>
-      </w:r>
-      <w:r>
-        <w:t xml:space="preserve"> </w:t>
-      </w:r>
-      <w:r>
-        <w:t xml:space="preserve">pour extraire uniquement les mots de longueur supérieure à 5 caractères d’une liste de chaînes.</w:t>
+        <w:t xml:space="preserve">range()</w:t>
+      </w:r>
+      <w:r>
+        <w:t xml:space="preserve"> </w:t>
+      </w:r>
+      <w:r>
+        <w:t xml:space="preserve">pour afficher uniquement les nombres pairs de 0 à 10.</w:t>
       </w:r>
     </w:p>
     <w:p>
@@ -1670,7 +2827,7 @@
         <w:t xml:space="preserve"> </w:t>
       </w:r>
       <w:r>
-        <w:t xml:space="preserve">Importez</w:t>
+        <w:t xml:space="preserve">Créez un dictionnaire associant des noms de fruits à leur prix, puis utilisez la méthode</w:t>
       </w:r>
       <w:r>
         <w:t xml:space="preserve"> </w:t>
@@ -1679,32 +2836,17 @@
         <w:rPr>
           <w:rStyle w:val="VerbatimChar"/>
         </w:rPr>
-        <w:t xml:space="preserve">reduce</w:t>
-      </w:r>
-      <w:r>
-        <w:t xml:space="preserve"> </w:t>
-      </w:r>
-      <w:r>
-        <w:t xml:space="preserve">depuis</w:t>
-      </w:r>
-      <w:r>
-        <w:t xml:space="preserve"> </w:t>
-      </w:r>
-      <w:r>
-        <w:rPr>
-          <w:rStyle w:val="VerbatimChar"/>
-        </w:rPr>
-        <w:t xml:space="preserve">functools</w:t>
-      </w:r>
-      <w:r>
-        <w:t xml:space="preserve"> </w:t>
-      </w:r>
-      <w:r>
-        <w:t xml:space="preserve">et écrivez un script qui calcule le produit de tous les éléments d’une liste d’entiers.</w:t>
-      </w:r>
-    </w:p>
-    <w:bookmarkEnd w:id="25"/>
-    <w:bookmarkEnd w:id="26"/>
+        <w:t xml:space="preserve">.items()</w:t>
+      </w:r>
+      <w:r>
+        <w:t xml:space="preserve"> </w:t>
+      </w:r>
+      <w:r>
+        <w:t xml:space="preserve">dans une boucle pour afficher chaque fruit et son prix avec une structure conditionnelle vérifiant s’il est supérieur à un certain seuil.</w:t>
+      </w:r>
+    </w:p>
+    <w:bookmarkEnd w:id="28"/>
+    <w:bookmarkEnd w:id="29"/>
     <w:sectPr/>
   </w:body>
 </w:document>

--- a/redaction/chapitre8/paragraphes.docx
+++ b/redaction/chapitre8/paragraphes.docx
@@ -2,14 +2,14 @@
 <file path=word/document.xml><?xml version="1.0" encoding="utf-8"?>
 <w:document xmlns:w="http://schemas.openxmlformats.org/wordprocessingml/2006/main" xmlns:m="http://schemas.openxmlformats.org/officeDocument/2006/math" xmlns:r="http://schemas.openxmlformats.org/officeDocument/2006/relationships" xmlns:o="urn:schemas-microsoft-com:office:office" xmlns:v="urn:schemas-microsoft-com:vml" xmlns:w10="urn:schemas-microsoft-com:office:word" xmlns:a="http://schemas.openxmlformats.org/drawingml/2006/main" xmlns:pic="http://schemas.openxmlformats.org/drawingml/2006/picture" xmlns:wp="http://schemas.openxmlformats.org/drawingml/2006/wordprocessingDrawing">
   <w:body>
-    <w:bookmarkStart w:id="32" w:name="chapitre-6-les-instructions-contrôles"/>
+    <w:bookmarkStart w:id="32" w:name="chapitre-8-les-instructions-contrôles"/>
     <w:p>
       <w:pPr>
         <w:pStyle w:val="Heading1"/>
         <w:pageBreakBefore/>
       </w:pPr>
       <w:r>
-        <w:t xml:space="preserve">Chapitre 6 : Les instructions contrôles</w:t>
+        <w:t xml:space="preserve">Chapitre 8 : Les instructions contrôles</w:t>
       </w:r>
     </w:p>
     <w:p>
@@ -2632,7 +2632,7 @@
       </w:r>
     </w:p>
     <w:bookmarkEnd w:id="29"/>
-    <w:bookmarkStart w:id="30" w:name="exemple-de-synthèse"/>
+    <w:bookmarkStart w:id="31" w:name="exemple-de-synthèse"/>
     <w:p>
       <w:pPr>
         <w:pStyle w:val="Heading2"/>
@@ -3512,14 +3512,13 @@
         <w:t xml:space="preserve">)</w:t>
       </w:r>
     </w:p>
-    <w:bookmarkEnd w:id="30"/>
-    <w:bookmarkStart w:id="31" w:name="exercices"/>
-    <w:p>
-      <w:pPr>
-        <w:pStyle w:val="Heading2"/>
-      </w:pPr>
-      <w:r>
-        <w:t xml:space="preserve">Exercices</w:t>
+    <w:bookmarkStart w:id="30" w:name="exercices-de-fin-de-chapitre"/>
+    <w:p>
+      <w:pPr>
+        <w:pStyle w:val="Heading3"/>
+      </w:pPr>
+      <w:r>
+        <w:t xml:space="preserve">Exercices de fin de chapitre</w:t>
       </w:r>
     </w:p>
     <w:p>
@@ -3717,6 +3716,7 @@
         <w:t xml:space="preserve">dans une boucle pour afficher chaque fruit et son prix avec une structure conditionnelle vérifiant s’il est supérieur à un certain seuil.</w:t>
       </w:r>
     </w:p>
+    <w:bookmarkEnd w:id="30"/>
     <w:bookmarkEnd w:id="31"/>
     <w:bookmarkEnd w:id="32"/>
     <w:sectPr/>
